--- a/Key Documents/Word Doc Versions/TfL What-If Simulation API Endpoint Usage Overview.docx
+++ b/Key Documents/Word Doc Versions/TfL What-If Simulation API Endpoint Usage Overview.docx
@@ -54,6 +54,22 @@
         <w:t>This document outlines the Transport for London (TfL) Unified API endpoints used in the project and explains how each endpoint contributes to building and operating the live and hypothetical Underground network simulation.</w:t>
       </w:r>
     </w:p>
+    <w:p>
+      <w:r>
+        <w:t xml:space="preserve">Note – TfL API requests are made against </w:t>
+      </w:r>
+      <w:hyperlink r:id="rId7" w:history="1">
+        <w:r>
+          <w:rPr>
+            <w:rStyle w:val="Hyperlink"/>
+          </w:rPr>
+          <w:t>https://api.tfl.gov.uk</w:t>
+        </w:r>
+      </w:hyperlink>
+      <w:r>
+        <w:t>. Where an API key is required, it is stored in environment variables rather than hard coded into the source code.</w:t>
+      </w:r>
+    </w:p>
     <w:p/>
     <w:p>
       <w:pPr>
@@ -177,15 +193,7 @@
         <w:t>Endpoint:</w:t>
       </w:r>
       <w:r>
-        <w:t xml:space="preserve"> /Line/{</w:t>
-      </w:r>
-      <w:proofErr w:type="spellStart"/>
-      <w:r>
-        <w:t>lineId</w:t>
-      </w:r>
-      <w:proofErr w:type="spellEnd"/>
-      <w:r>
-        <w:t>}/Route/Sequence/all</w:t>
+        <w:t xml:space="preserve"> /Line/{lineId}/Route/Sequence/all</w:t>
       </w:r>
     </w:p>
     <w:p>
@@ -193,7 +201,13 @@
         <w:ind w:left="360"/>
       </w:pPr>
       <w:r>
-        <w:t xml:space="preserve">This endpoint returns the ordered route sequence for a specific Underground line, including the stop points served by that line. In our project, it is called for each line ID returned by /line/Mode/tube. The station data from each route sequence is used to create Station nodes in the Neo4j database. Consecutive stations in the sequence are then used to create </w:t>
+        <w:t>This endpoint returns the ordered route sequence for a specific Underground line, including the stop points served by that line. In our project, it is called for each line ID returned by /</w:t>
+      </w:r>
+      <w:r>
+        <w:t>L</w:t>
+      </w:r>
+      <w:r>
+        <w:t xml:space="preserve">ine/Mode/tube. The station data from each route sequence is used to create Station nodes in the Neo4j database. Consecutive stations in the sequence are then used to create </w:t>
       </w:r>
       <w:r>
         <w:rPr>
@@ -286,26 +300,7 @@
         <w:t>This endpoint returns the current service status for all London Underground lines, including whether each line has a good service, delays, closures or other disruption information. In our project, it is used to display live line delay information in the frontend sidebar. This helps users see the current real-world operating status of each Underground line while using the simulator. In the What-If mode, this data is overridden by user-defined scenarios.</w:t>
       </w:r>
     </w:p>
-    <w:p>
-      <w:pPr>
-        <w:ind w:left="360"/>
-      </w:pPr>
-    </w:p>
-    <w:p>
-      <w:pPr>
-        <w:ind w:left="360"/>
-      </w:pPr>
-    </w:p>
-    <w:p>
-      <w:pPr>
-        <w:ind w:left="360"/>
-      </w:pPr>
-    </w:p>
-    <w:p>
-      <w:pPr>
-        <w:ind w:left="360"/>
-      </w:pPr>
-    </w:p>
+    <w:p/>
     <w:p>
       <w:pPr>
         <w:pStyle w:val="ListParagraph"/>
@@ -331,7 +326,6 @@
           <w:sz w:val="28"/>
           <w:szCs w:val="28"/>
         </w:rPr>
-        <w:lastRenderedPageBreak/>
         <w:t>Detailed Line Status Endpoint</w:t>
       </w:r>
     </w:p>
@@ -362,21 +356,7 @@
         <w:rPr>
           <w:color w:val="000000" w:themeColor="text1"/>
         </w:rPr>
-        <w:t>Line/Mode/tube/</w:t>
-      </w:r>
-      <w:proofErr w:type="spellStart"/>
-      <w:r>
-        <w:rPr>
-          <w:color w:val="000000" w:themeColor="text1"/>
-        </w:rPr>
-        <w:t>Status?detail</w:t>
-      </w:r>
-      <w:proofErr w:type="spellEnd"/>
-      <w:r>
-        <w:rPr>
-          <w:color w:val="000000" w:themeColor="text1"/>
-        </w:rPr>
-        <w:t>=true</w:t>
+        <w:t>Line/Mode/tube/Status?detail=true</w:t>
       </w:r>
     </w:p>
     <w:p>
@@ -390,6 +370,7 @@
         <w:rPr>
           <w:color w:val="000000" w:themeColor="text1"/>
         </w:rPr>
+        <w:lastRenderedPageBreak/>
         <w:t>This endpoint returns the current service status for each London Underground line, with additional disruption details included when a line is affected. When available, the disruption data can include affected routes, directions and stop points within the affected route section. In our project, this endpoint is used to identify live line conditions such as delays, closures and partial service disruption. This information helps the frontend determine which lines should be treated as closed or partially affected when the simulator is using real TfL network conditions.</w:t>
       </w:r>
     </w:p>
@@ -434,29 +415,13 @@
           <w:bCs/>
           <w:color w:val="000000" w:themeColor="text1"/>
         </w:rPr>
-        <w:t xml:space="preserve">Endpoint: </w:t>
-      </w:r>
-      <w:r>
-        <w:rPr>
-          <w:b/>
-          <w:bCs/>
+        <w:t>Endpoint: /</w:t>
+      </w:r>
+      <w:r>
+        <w:rPr>
           <w:color w:val="000000" w:themeColor="text1"/>
         </w:rPr>
-        <w:t>/</w:t>
-      </w:r>
-      <w:proofErr w:type="spellStart"/>
-      <w:r>
-        <w:rPr>
-          <w:color w:val="000000" w:themeColor="text1"/>
-        </w:rPr>
-        <w:t>StopPoint</w:t>
-      </w:r>
-      <w:proofErr w:type="spellEnd"/>
-      <w:r>
-        <w:rPr>
-          <w:color w:val="000000" w:themeColor="text1"/>
-        </w:rPr>
-        <w:t>/Mode/tube/Disruption</w:t>
+        <w:t>StopPoint/Mode/tube/Disruption</w:t>
       </w:r>
     </w:p>
     <w:p>
@@ -470,19 +435,25 @@
         <w:rPr>
           <w:color w:val="000000" w:themeColor="text1"/>
         </w:rPr>
-        <w:t>This</w:t>
+        <w:t xml:space="preserve">This endpoint returns live disruption information for Underground stations. </w:t>
       </w:r>
       <w:r>
         <w:rPr>
           <w:color w:val="000000" w:themeColor="text1"/>
         </w:rPr>
-        <w:t xml:space="preserve"> endpoint returns live disruption information for Underground stations. </w:t>
+        <w:t xml:space="preserve">In our project, it is used to detect live station-level disruptions or closures, such as full station closures, partial closures or access issues. This data can then be used to mark affected stations on the map and prevent closed stations </w:t>
       </w:r>
       <w:r>
         <w:rPr>
           <w:color w:val="000000" w:themeColor="text1"/>
         </w:rPr>
-        <w:t>In our project, it is used to detect live station-level disruptions or closures, such as full station closures, partial closures or access issues. This data can then be used to mark affected stations on the map and prevent closed stations being used in route planning.</w:t>
+        <w:t xml:space="preserve">from </w:t>
+      </w:r>
+      <w:r>
+        <w:rPr>
+          <w:color w:val="000000" w:themeColor="text1"/>
+        </w:rPr>
+        <w:t>being used in route planning.</w:t>
       </w:r>
     </w:p>
     <w:p>
@@ -534,41 +505,13 @@
           <w:bCs/>
           <w:color w:val="000000" w:themeColor="text1"/>
         </w:rPr>
-        <w:t xml:space="preserve">Endpoint: </w:t>
-      </w:r>
-      <w:r>
-        <w:rPr>
-          <w:b/>
-          <w:bCs/>
+        <w:t>Endpoint: /</w:t>
+      </w:r>
+      <w:r>
+        <w:rPr>
           <w:color w:val="000000" w:themeColor="text1"/>
         </w:rPr>
-        <w:t>/</w:t>
-      </w:r>
-      <w:r>
-        <w:rPr>
-          <w:color w:val="000000" w:themeColor="text1"/>
-        </w:rPr>
-        <w:t>Line/</w:t>
-      </w:r>
-      <w:r>
-        <w:rPr>
-          <w:color w:val="000000" w:themeColor="text1"/>
-        </w:rPr>
-        <w:t>{</w:t>
-      </w:r>
-      <w:proofErr w:type="spellStart"/>
-      <w:r>
-        <w:rPr>
-          <w:color w:val="000000" w:themeColor="text1"/>
-        </w:rPr>
-        <w:t>lineIds</w:t>
-      </w:r>
-      <w:proofErr w:type="spellEnd"/>
-      <w:r>
-        <w:rPr>
-          <w:color w:val="000000" w:themeColor="text1"/>
-        </w:rPr>
-        <w:t>}/Arrivals</w:t>
+        <w:t>Line/{lineIds}/Arrivals</w:t>
       </w:r>
     </w:p>
     <w:p>
@@ -582,13 +525,7 @@
         <w:rPr>
           <w:color w:val="000000" w:themeColor="text1"/>
         </w:rPr>
-        <w:t xml:space="preserve">This </w:t>
-      </w:r>
-      <w:r>
-        <w:rPr>
-          <w:color w:val="000000" w:themeColor="text1"/>
-        </w:rPr>
-        <w:t>endpoint returns live arrival predictions for one or more London Underground lines. In our project, it is used to retrieve live train arrival data, including line IDs, destination information, expected arrival times, current locations and vehicle identifiers when available. The project uses this data to estimate and display live train positions on the map. If live arrival data is unavailable or does not contain usable train identifiers, the system falls back to simulated train movement based on the stored network graph.</w:t>
+        <w:t>This endpoint returns live arrival predictions for one or more London Underground lines. In our project, it is used to retrieve live train arrival data, including line IDs, destination information, expected arrival times, current locations and vehicle identifiers when available. The project uses this data to estimate and display live train positions on the map. If live arrival data is unavailable or does not contain usable train identifiers, the system falls back to simulated train movement based on the stored network graph.</w:t>
       </w:r>
     </w:p>
     <w:p>
@@ -623,7 +560,19 @@
     </w:p>
     <w:p>
       <w:r>
-        <w:t>Together, these endpoints define the Underground network’s structure (lines, stations, connections) and its operational state (live or simulated). This integration enables real-time routing as well as controlled “what-if” disruption analysis without modifying or reproducing any proprietary TfL assets.</w:t>
+        <w:t>Together, these endpoints define the Underground network’s structure (lines, stations, connections) and its operational state (live or simulated). This integration enables real-time routing as well as controlled “</w:t>
+      </w:r>
+      <w:r>
+        <w:t>W</w:t>
+      </w:r>
+      <w:r>
+        <w:t>hat-</w:t>
+      </w:r>
+      <w:r>
+        <w:t>I</w:t>
+      </w:r>
+      <w:r>
+        <w:t>f” disruption analysis without modifying or reproducing any proprietary TfL assets.</w:t>
       </w:r>
     </w:p>
     <w:p/>
@@ -3371,6 +3320,7 @@
   <w:style w:type="character" w:default="1" w:styleId="DefaultParagraphFont">
     <w:name w:val="Default Paragraph Font"/>
     <w:uiPriority w:val="1"/>
+    <w:semiHidden/>
     <w:unhideWhenUsed/>
   </w:style>
   <w:style w:type="table" w:default="1" w:styleId="TableNormal">
@@ -3728,6 +3678,29 @@
     <w:uiPriority w:val="99"/>
     <w:rsid w:val="00622BF5"/>
   </w:style>
+  <w:style w:type="character" w:styleId="Hyperlink">
+    <w:name w:val="Hyperlink"/>
+    <w:basedOn w:val="DefaultParagraphFont"/>
+    <w:uiPriority w:val="99"/>
+    <w:unhideWhenUsed/>
+    <w:rsid w:val="00CE41CD"/>
+    <w:rPr>
+      <w:color w:val="467886" w:themeColor="hyperlink"/>
+      <w:u w:val="single"/>
+    </w:rPr>
+  </w:style>
+  <w:style w:type="character" w:styleId="UnresolvedMention">
+    <w:name w:val="Unresolved Mention"/>
+    <w:basedOn w:val="DefaultParagraphFont"/>
+    <w:uiPriority w:val="99"/>
+    <w:semiHidden/>
+    <w:unhideWhenUsed/>
+    <w:rsid w:val="00CE41CD"/>
+    <w:rPr>
+      <w:color w:val="605E5C"/>
+      <w:shd w:val="clear" w:color="auto" w:fill="E1DFDD"/>
+    </w:rPr>
+  </w:style>
 </w:styles>
 </file>
 

--- a/Key Documents/Word Doc Versions/TfL What-If Simulation API Endpoint Usage Overview.docx
+++ b/Key Documents/Word Doc Versions/TfL What-If Simulation API Endpoint Usage Overview.docx
@@ -4,60 +4,58 @@
   <w:body>
     <w:p>
       <w:pPr>
-        <w:jc w:val="center"/>
-        <w:rPr>
-          <w:rFonts w:asciiTheme="majorHAnsi" w:hAnsiTheme="majorHAnsi"/>
-          <w:b/>
-          <w:bCs/>
-          <w:color w:val="215E99" w:themeColor="text2" w:themeTint="BF"/>
-          <w:sz w:val="40"/>
-          <w:szCs w:val="40"/>
-          <w:u w:val="single"/>
-        </w:rPr>
-      </w:pPr>
-      <w:r>
-        <w:rPr>
-          <w:rFonts w:asciiTheme="majorHAnsi" w:hAnsiTheme="majorHAnsi"/>
-          <w:b/>
-          <w:bCs/>
-          <w:color w:val="215E99" w:themeColor="text2" w:themeTint="BF"/>
-          <w:sz w:val="40"/>
-          <w:szCs w:val="40"/>
-          <w:u w:val="single"/>
-        </w:rPr>
-        <w:t>TfL API Endpoint Usage Overview</w:t>
-      </w:r>
-    </w:p>
-    <w:p>
-      <w:pPr>
-        <w:rPr>
-          <w:b/>
-          <w:bCs/>
-          <w:color w:val="215E99" w:themeColor="text2" w:themeTint="BF"/>
-          <w:sz w:val="28"/>
-          <w:szCs w:val="28"/>
-        </w:rPr>
-      </w:pPr>
-      <w:r>
-        <w:rPr>
-          <w:b/>
-          <w:bCs/>
-          <w:color w:val="215E99" w:themeColor="text2" w:themeTint="BF"/>
-          <w:sz w:val="28"/>
-          <w:szCs w:val="28"/>
+        <w:rPr>
+          <w:b/>
+          <w:bCs/>
+        </w:rPr>
+      </w:pPr>
+      <w:r>
+        <w:rPr>
+          <w:b/>
+          <w:bCs/>
+        </w:rPr>
+        <w:t>TfL Unified API Integration and Endpoint Usage</w:t>
+      </w:r>
+    </w:p>
+    <w:p>
+      <w:pPr>
+        <w:rPr>
+          <w:b/>
+          <w:bCs/>
+        </w:rPr>
+      </w:pPr>
+      <w:r>
+        <w:rPr>
+          <w:b/>
+          <w:bCs/>
         </w:rPr>
         <w:t>Purpose</w:t>
       </w:r>
     </w:p>
     <w:p>
       <w:r>
-        <w:t>This document outlines the Transport for London (TfL) Unified API endpoints used in the project and explains how each endpoint contributes to building and operating the live and hypothetical Underground network simulation.</w:t>
-      </w:r>
-    </w:p>
-    <w:p>
-      <w:r>
-        <w:t xml:space="preserve">Note – TfL API requests are made against </w:t>
-      </w:r>
+        <w:t xml:space="preserve">This document describes how the Transport for London (TfL) Unified API was integrated into the London Underground Network Visualiser and What-If Simulator. It outlines the specific endpoints used throughout the project, the role each endpoint plays within the overall architecture, limitations encountered during development, and the rationale behind selecting </w:t>
+      </w:r>
+      <w:proofErr w:type="gramStart"/>
+      <w:r>
+        <w:t>particular data</w:t>
+      </w:r>
+      <w:proofErr w:type="gramEnd"/>
+      <w:r>
+        <w:t xml:space="preserve"> sources.</w:t>
+      </w:r>
+    </w:p>
+    <w:p>
+      <w:r>
+        <w:t>The TfL Unified API serves as the primary external data provider for the application. It supplies information relating to Underground lines, stations, disruptions and live train activity. This data is used to construct the network graph stored in Neo4j, support route calculation and provide real-time operational information within the frontend visualisation.</w:t>
+      </w:r>
+    </w:p>
+    <w:p>
+      <w:r>
+        <w:t>All API requests are made against:</w:t>
+      </w:r>
+    </w:p>
+    <w:p>
       <w:hyperlink r:id="rId7" w:history="1">
         <w:r>
           <w:rPr>
@@ -66,517 +64,1715 @@
           <w:t>https://api.tfl.gov.uk</w:t>
         </w:r>
       </w:hyperlink>
-      <w:r>
-        <w:t>. Where an API key is required, it is stored in environment variables rather than hard coded into the source code.</w:t>
-      </w:r>
-    </w:p>
-    <w:p/>
-    <w:p>
-      <w:pPr>
-        <w:pStyle w:val="ListParagraph"/>
+    </w:p>
+    <w:p>
+      <w:r>
+        <w:t xml:space="preserve">Application credentials are stored securely using environment variables and are never </w:t>
+      </w:r>
+      <w:proofErr w:type="gramStart"/>
+      <w:r>
+        <w:t>hard-coded</w:t>
+      </w:r>
+      <w:proofErr w:type="gramEnd"/>
+      <w:r>
+        <w:t xml:space="preserve"> within the source code.</w:t>
+      </w:r>
+    </w:p>
+    <w:p>
+      <w:r>
+        <w:pict w14:anchorId="6DAEE083">
+          <v:rect id="_x0000_i1241" style="width:0;height:1.5pt" o:hralign="center" o:hrstd="t" o:hr="t" fillcolor="#a0a0a0" stroked="f"/>
+        </w:pict>
+      </w:r>
+    </w:p>
+    <w:p>
+      <w:pPr>
+        <w:rPr>
+          <w:b/>
+          <w:bCs/>
+        </w:rPr>
+      </w:pPr>
+      <w:r>
+        <w:rPr>
+          <w:b/>
+          <w:bCs/>
+        </w:rPr>
+        <w:t>API Integration Architecture</w:t>
+      </w:r>
+    </w:p>
+    <w:p>
+      <w:r>
+        <w:t>The TfL API is utilised in two distinct ways within the project:</w:t>
+      </w:r>
+    </w:p>
+    <w:p>
+      <w:pPr>
+        <w:rPr>
+          <w:b/>
+          <w:bCs/>
+        </w:rPr>
+      </w:pPr>
+      <w:r>
+        <w:rPr>
+          <w:b/>
+          <w:bCs/>
+        </w:rPr>
+        <w:t>Static Network Construction</w:t>
+      </w:r>
+    </w:p>
+    <w:p>
+      <w:r>
+        <w:t>Certain endpoints are used during data ingestion to construct the Underground network graph. These endpoints define:</w:t>
+      </w:r>
+    </w:p>
+    <w:p>
+      <w:pPr>
         <w:numPr>
           <w:ilvl w:val="0"/>
-          <w:numId w:val="15"/>
+          <w:numId w:val="16"/>
         </w:numPr>
-        <w:rPr>
-          <w:rFonts w:asciiTheme="majorHAnsi" w:hAnsiTheme="majorHAnsi"/>
-          <w:b/>
-          <w:bCs/>
-          <w:color w:val="215E99" w:themeColor="text2" w:themeTint="BF"/>
-          <w:sz w:val="28"/>
-          <w:szCs w:val="28"/>
-        </w:rPr>
-      </w:pPr>
-      <w:r>
-        <w:rPr>
-          <w:rFonts w:asciiTheme="majorHAnsi" w:hAnsiTheme="majorHAnsi"/>
-          <w:b/>
-          <w:bCs/>
-          <w:color w:val="215E99" w:themeColor="text2" w:themeTint="BF"/>
-          <w:sz w:val="28"/>
-          <w:szCs w:val="28"/>
-        </w:rPr>
-        <w:t>Line Information Endpoint</w:t>
-      </w:r>
-    </w:p>
-    <w:p>
-      <w:pPr>
-        <w:ind w:firstLine="360"/>
-      </w:pPr>
-      <w:r>
-        <w:rPr>
-          <w:b/>
-          <w:bCs/>
-        </w:rPr>
-        <w:t>Endpoint:</w:t>
-      </w:r>
-      <w:r>
-        <w:t xml:space="preserve"> /Line/Mode/tube</w:t>
-      </w:r>
-    </w:p>
-    <w:p>
-      <w:pPr>
-        <w:ind w:left="360"/>
-      </w:pPr>
-      <w:r>
-        <w:t>This endpoint provides a list of London Underground lines, including their identifiers and</w:t>
-      </w:r>
-      <w:r>
-        <w:t xml:space="preserve"> </w:t>
-      </w:r>
-      <w:r>
-        <w:t xml:space="preserve">names. In our project, it is used by fetchAllLines.js to retrieve all Tube lines, which are then passed into buildFromRoutes.js. For each line, the project fetches its route sequence to extract stations and create station-to-station connections. Each connection is labelled with the relevant TfL line ID in the Neo4j </w:t>
-      </w:r>
-      <w:r>
-        <w:rPr>
-          <w:i/>
-          <w:iCs/>
-        </w:rPr>
-        <w:t>CONNECTS</w:t>
-      </w:r>
-      <w:r>
-        <w:rPr>
-          <w:i/>
-          <w:iCs/>
-        </w:rPr>
-        <w:t>_</w:t>
-      </w:r>
-      <w:r>
-        <w:rPr>
-          <w:i/>
-          <w:iCs/>
-        </w:rPr>
-        <w:t>TO</w:t>
-      </w:r>
-      <w:r>
-        <w:t xml:space="preserve"> relationship.</w:t>
-      </w:r>
-    </w:p>
-    <w:p/>
-    <w:p>
-      <w:pPr>
-        <w:pStyle w:val="ListParagraph"/>
+      </w:pPr>
+      <w:r>
+        <w:t>Underground lines</w:t>
+      </w:r>
+    </w:p>
+    <w:p>
+      <w:pPr>
         <w:numPr>
           <w:ilvl w:val="0"/>
-          <w:numId w:val="15"/>
+          <w:numId w:val="16"/>
         </w:numPr>
-        <w:rPr>
-          <w:rFonts w:asciiTheme="majorHAnsi" w:hAnsiTheme="majorHAnsi"/>
-          <w:b/>
-          <w:bCs/>
-          <w:color w:val="215E99" w:themeColor="text2" w:themeTint="BF"/>
-          <w:sz w:val="28"/>
-          <w:szCs w:val="28"/>
-        </w:rPr>
-      </w:pPr>
-      <w:r>
-        <w:rPr>
-          <w:rFonts w:asciiTheme="majorHAnsi" w:hAnsiTheme="majorHAnsi"/>
-          <w:b/>
-          <w:bCs/>
-          <w:color w:val="215E99" w:themeColor="text2" w:themeTint="BF"/>
-          <w:sz w:val="28"/>
-          <w:szCs w:val="28"/>
-        </w:rPr>
-        <w:t xml:space="preserve"> Route Sequence Endpoint</w:t>
-      </w:r>
-    </w:p>
-    <w:p>
-      <w:pPr>
-        <w:ind w:firstLine="360"/>
-      </w:pPr>
-      <w:r>
-        <w:rPr>
-          <w:b/>
-          <w:bCs/>
-        </w:rPr>
-        <w:t>Endpoint:</w:t>
-      </w:r>
-      <w:r>
-        <w:t xml:space="preserve"> /Line/{lineId}/Route/Sequence/all</w:t>
-      </w:r>
-    </w:p>
-    <w:p>
-      <w:pPr>
-        <w:ind w:left="360"/>
-      </w:pPr>
-      <w:r>
-        <w:t>This endpoint returns the ordered route sequence for a specific Underground line, including the stop points served by that line. In our project, it is called for each line ID returned by /</w:t>
-      </w:r>
-      <w:r>
-        <w:t>L</w:t>
-      </w:r>
-      <w:r>
-        <w:t xml:space="preserve">ine/Mode/tube. The station data from each route sequence is used to create Station nodes in the Neo4j database. Consecutive stations in the sequence are then used to create </w:t>
-      </w:r>
-      <w:r>
-        <w:rPr>
-          <w:i/>
-          <w:iCs/>
-        </w:rPr>
-        <w:t>CONNECTS</w:t>
-      </w:r>
-      <w:r>
-        <w:rPr>
-          <w:i/>
-          <w:iCs/>
-        </w:rPr>
-        <w:t>_</w:t>
-      </w:r>
-      <w:r>
-        <w:rPr>
-          <w:i/>
-          <w:iCs/>
-        </w:rPr>
-        <w:t>TO</w:t>
-      </w:r>
-      <w:r>
-        <w:rPr>
-          <w:i/>
-          <w:iCs/>
-        </w:rPr>
-        <w:t xml:space="preserve"> </w:t>
-      </w:r>
-      <w:r>
-        <w:t>relationships between stations. The project also calculates the straight-line distance between each pair of connected stations using their latitude and longitude coordinates and stores that distance on the edge.</w:t>
-      </w:r>
-    </w:p>
-    <w:p>
-      <w:pPr>
-        <w:ind w:left="360"/>
-      </w:pPr>
-    </w:p>
-    <w:p>
-      <w:pPr>
-        <w:pStyle w:val="ListParagraph"/>
+      </w:pPr>
+      <w:r>
+        <w:t>Station locations</w:t>
+      </w:r>
+    </w:p>
+    <w:p>
+      <w:pPr>
         <w:numPr>
           <w:ilvl w:val="0"/>
-          <w:numId w:val="15"/>
+          <w:numId w:val="16"/>
         </w:numPr>
-        <w:rPr>
-          <w:rFonts w:asciiTheme="majorHAnsi" w:hAnsiTheme="majorHAnsi"/>
-          <w:b/>
-          <w:bCs/>
-          <w:color w:val="215E99" w:themeColor="text2" w:themeTint="BF"/>
-          <w:sz w:val="28"/>
-          <w:szCs w:val="28"/>
-        </w:rPr>
-      </w:pPr>
-      <w:r>
-        <w:rPr>
-          <w:rFonts w:asciiTheme="majorHAnsi" w:hAnsiTheme="majorHAnsi"/>
-          <w:b/>
-          <w:bCs/>
-          <w:color w:val="215E99" w:themeColor="text2" w:themeTint="BF"/>
-          <w:sz w:val="28"/>
-          <w:szCs w:val="28"/>
-        </w:rPr>
-        <w:t>Line Status Endpoint</w:t>
-      </w:r>
-    </w:p>
-    <w:p>
-      <w:pPr>
-        <w:ind w:firstLine="360"/>
-      </w:pPr>
-      <w:r>
-        <w:rPr>
-          <w:b/>
-          <w:bCs/>
-        </w:rPr>
-        <w:t>Endpoint:</w:t>
-      </w:r>
-      <w:r>
-        <w:t xml:space="preserve"> /Line/</w:t>
-      </w:r>
-      <w:r>
-        <w:t>Mode/tube/Status</w:t>
-      </w:r>
-    </w:p>
-    <w:p>
-      <w:pPr>
-        <w:ind w:left="360"/>
-      </w:pPr>
-      <w:r>
-        <w:t>This endpoint returns the current service status for all London Underground lines, including whether each line has a good service, delays, closures or other disruption information. In our project, it is used to display live line delay information in the frontend sidebar. This helps users see the current real-world operating status of each Underground line while using the simulator. In the What-If mode, this data is overridden by user-defined scenarios.</w:t>
-      </w:r>
-    </w:p>
-    <w:p/>
-    <w:p>
-      <w:pPr>
-        <w:pStyle w:val="ListParagraph"/>
+      </w:pPr>
+      <w:r>
+        <w:t>Route sequences</w:t>
+      </w:r>
+    </w:p>
+    <w:p>
+      <w:pPr>
         <w:numPr>
           <w:ilvl w:val="0"/>
-          <w:numId w:val="15"/>
+          <w:numId w:val="16"/>
         </w:numPr>
-        <w:rPr>
-          <w:rFonts w:asciiTheme="majorHAnsi" w:hAnsiTheme="majorHAnsi"/>
-          <w:b/>
-          <w:bCs/>
-          <w:color w:val="215E99" w:themeColor="text2" w:themeTint="BF"/>
-          <w:sz w:val="28"/>
-          <w:szCs w:val="28"/>
-        </w:rPr>
-      </w:pPr>
-      <w:r>
-        <w:rPr>
-          <w:rFonts w:asciiTheme="majorHAnsi" w:hAnsiTheme="majorHAnsi"/>
-          <w:b/>
-          <w:bCs/>
-          <w:color w:val="215E99" w:themeColor="text2" w:themeTint="BF"/>
-          <w:sz w:val="28"/>
-          <w:szCs w:val="28"/>
-        </w:rPr>
-        <w:t>Detailed Line Status Endpoint</w:t>
-      </w:r>
-    </w:p>
-    <w:p>
-      <w:pPr>
-        <w:ind w:left="360"/>
-        <w:rPr>
-          <w:color w:val="000000" w:themeColor="text1"/>
-        </w:rPr>
-      </w:pPr>
-      <w:r>
-        <w:rPr>
-          <w:b/>
-          <w:bCs/>
-          <w:color w:val="000000" w:themeColor="text1"/>
-        </w:rPr>
-        <w:t xml:space="preserve">Endpoint: </w:t>
-      </w:r>
-      <w:r>
-        <w:rPr>
-          <w:b/>
-          <w:bCs/>
-          <w:color w:val="000000" w:themeColor="text1"/>
-        </w:rPr>
-        <w:t>/</w:t>
-      </w:r>
-      <w:r>
-        <w:rPr>
-          <w:color w:val="000000" w:themeColor="text1"/>
-        </w:rPr>
-        <w:t>Line/Mode/tube/Status?detail=true</w:t>
-      </w:r>
-    </w:p>
-    <w:p>
-      <w:pPr>
-        <w:ind w:left="360"/>
-        <w:rPr>
-          <w:color w:val="000000" w:themeColor="text1"/>
-        </w:rPr>
-      </w:pPr>
-      <w:r>
-        <w:rPr>
-          <w:color w:val="000000" w:themeColor="text1"/>
-        </w:rPr>
-        <w:lastRenderedPageBreak/>
-        <w:t>This endpoint returns the current service status for each London Underground line, with additional disruption details included when a line is affected. When available, the disruption data can include affected routes, directions and stop points within the affected route section. In our project, this endpoint is used to identify live line conditions such as delays, closures and partial service disruption. This information helps the frontend determine which lines should be treated as closed or partially affected when the simulator is using real TfL network conditions.</w:t>
-      </w:r>
-    </w:p>
-    <w:p>
-      <w:pPr>
-        <w:pStyle w:val="ListParagraph"/>
+      </w:pPr>
+      <w:r>
+        <w:t>Station connectivity</w:t>
+      </w:r>
+    </w:p>
+    <w:p>
+      <w:r>
+        <w:t>This data is processed and stored within Neo4j where it forms the foundation of the routing engine.</w:t>
+      </w:r>
+    </w:p>
+    <w:p>
+      <w:pPr>
+        <w:rPr>
+          <w:b/>
+          <w:bCs/>
+        </w:rPr>
+      </w:pPr>
+      <w:r>
+        <w:rPr>
+          <w:b/>
+          <w:bCs/>
+        </w:rPr>
+        <w:t>Live Operational Updates</w:t>
+      </w:r>
+    </w:p>
+    <w:p>
+      <w:r>
+        <w:t xml:space="preserve">Additional endpoints are queried periodically while the application is running </w:t>
+      </w:r>
+      <w:proofErr w:type="gramStart"/>
+      <w:r>
+        <w:t>in order to</w:t>
+      </w:r>
+      <w:proofErr w:type="gramEnd"/>
+      <w:r>
+        <w:t xml:space="preserve"> provide:</w:t>
+      </w:r>
+    </w:p>
+    <w:p>
+      <w:pPr>
         <w:numPr>
           <w:ilvl w:val="0"/>
-          <w:numId w:val="15"/>
+          <w:numId w:val="17"/>
         </w:numPr>
-        <w:rPr>
-          <w:rFonts w:asciiTheme="majorHAnsi" w:hAnsiTheme="majorHAnsi"/>
-          <w:b/>
-          <w:bCs/>
-          <w:color w:val="215E99" w:themeColor="text2" w:themeTint="BF"/>
-          <w:sz w:val="28"/>
-          <w:szCs w:val="28"/>
-        </w:rPr>
-      </w:pPr>
-      <w:r>
-        <w:rPr>
-          <w:rFonts w:asciiTheme="majorHAnsi" w:hAnsiTheme="majorHAnsi"/>
-          <w:b/>
-          <w:bCs/>
-          <w:color w:val="215E99" w:themeColor="text2" w:themeTint="BF"/>
-          <w:sz w:val="28"/>
-          <w:szCs w:val="28"/>
-        </w:rPr>
-        <w:t>Station Disruption Endpoint</w:t>
-      </w:r>
-    </w:p>
-    <w:p>
-      <w:pPr>
-        <w:ind w:left="360"/>
-        <w:rPr>
-          <w:color w:val="000000" w:themeColor="text1"/>
-        </w:rPr>
-      </w:pPr>
-      <w:r>
-        <w:rPr>
-          <w:b/>
-          <w:bCs/>
-          <w:color w:val="000000" w:themeColor="text1"/>
-        </w:rPr>
-        <w:t>Endpoint: /</w:t>
-      </w:r>
-      <w:r>
-        <w:rPr>
-          <w:color w:val="000000" w:themeColor="text1"/>
-        </w:rPr>
-        <w:t>StopPoint/Mode/tube/Disruption</w:t>
-      </w:r>
-    </w:p>
-    <w:p>
-      <w:pPr>
-        <w:ind w:left="360"/>
-        <w:rPr>
-          <w:color w:val="000000" w:themeColor="text1"/>
-        </w:rPr>
-      </w:pPr>
-      <w:r>
-        <w:rPr>
-          <w:color w:val="000000" w:themeColor="text1"/>
-        </w:rPr>
-        <w:t xml:space="preserve">This endpoint returns live disruption information for Underground stations. </w:t>
-      </w:r>
-      <w:r>
-        <w:rPr>
-          <w:color w:val="000000" w:themeColor="text1"/>
-        </w:rPr>
-        <w:t xml:space="preserve">In our project, it is used to detect live station-level disruptions or closures, such as full station closures, partial closures or access issues. This data can then be used to mark affected stations on the map and prevent closed stations </w:t>
-      </w:r>
-      <w:r>
-        <w:rPr>
-          <w:color w:val="000000" w:themeColor="text1"/>
-        </w:rPr>
-        <w:t xml:space="preserve">from </w:t>
-      </w:r>
-      <w:r>
-        <w:rPr>
-          <w:color w:val="000000" w:themeColor="text1"/>
-        </w:rPr>
-        <w:t>being used in route planning.</w:t>
-      </w:r>
-    </w:p>
-    <w:p>
-      <w:pPr>
-        <w:ind w:left="360"/>
-        <w:rPr>
-          <w:color w:val="000000" w:themeColor="text1"/>
-        </w:rPr>
-      </w:pPr>
-    </w:p>
-    <w:p>
-      <w:pPr>
-        <w:pStyle w:val="ListParagraph"/>
+      </w:pPr>
+      <w:r>
+        <w:t>Live service status information</w:t>
+      </w:r>
+    </w:p>
+    <w:p>
+      <w:pPr>
         <w:numPr>
           <w:ilvl w:val="0"/>
-          <w:numId w:val="15"/>
+          <w:numId w:val="17"/>
         </w:numPr>
-        <w:rPr>
-          <w:rFonts w:asciiTheme="majorHAnsi" w:hAnsiTheme="majorHAnsi"/>
-          <w:b/>
-          <w:bCs/>
-          <w:color w:val="215E99" w:themeColor="text2" w:themeTint="BF"/>
-          <w:sz w:val="28"/>
-          <w:szCs w:val="28"/>
-        </w:rPr>
-      </w:pPr>
-      <w:r>
-        <w:rPr>
-          <w:rFonts w:asciiTheme="majorHAnsi" w:hAnsiTheme="majorHAnsi"/>
-          <w:b/>
-          <w:bCs/>
-          <w:color w:val="215E99" w:themeColor="text2" w:themeTint="BF"/>
-          <w:sz w:val="28"/>
-          <w:szCs w:val="28"/>
-        </w:rPr>
-        <w:t>Train Arrivals Endpoint</w:t>
-      </w:r>
-    </w:p>
-    <w:p>
-      <w:pPr>
-        <w:ind w:left="360"/>
-        <w:rPr>
-          <w:color w:val="000000" w:themeColor="text1"/>
-        </w:rPr>
-      </w:pPr>
-      <w:r>
-        <w:rPr>
-          <w:b/>
-          <w:bCs/>
-          <w:color w:val="000000" w:themeColor="text1"/>
-        </w:rPr>
-        <w:t>Endpoint: /</w:t>
-      </w:r>
-      <w:r>
-        <w:rPr>
-          <w:color w:val="000000" w:themeColor="text1"/>
-        </w:rPr>
-        <w:t>Line/{lineIds}/Arrivals</w:t>
-      </w:r>
-    </w:p>
-    <w:p>
-      <w:pPr>
-        <w:ind w:left="360"/>
-        <w:rPr>
-          <w:color w:val="000000" w:themeColor="text1"/>
-        </w:rPr>
-      </w:pPr>
-      <w:r>
-        <w:rPr>
-          <w:color w:val="000000" w:themeColor="text1"/>
-        </w:rPr>
-        <w:t>This endpoint returns live arrival predictions for one or more London Underground lines. In our project, it is used to retrieve live train arrival data, including line IDs, destination information, expected arrival times, current locations and vehicle identifiers when available. The project uses this data to estimate and display live train positions on the map. If live arrival data is unavailable or does not contain usable train identifiers, the system falls back to simulated train movement based on the stored network graph.</w:t>
-      </w:r>
-    </w:p>
-    <w:p>
-      <w:pPr>
-        <w:rPr>
-          <w:color w:val="000000" w:themeColor="text1"/>
-        </w:rPr>
-      </w:pPr>
-    </w:p>
-    <w:p>
-      <w:pPr>
-        <w:rPr>
-          <w:rFonts w:asciiTheme="majorHAnsi" w:hAnsiTheme="majorHAnsi"/>
-          <w:b/>
-          <w:bCs/>
-          <w:color w:val="215E99" w:themeColor="text2" w:themeTint="BF"/>
-          <w:sz w:val="28"/>
-          <w:szCs w:val="28"/>
-        </w:rPr>
-      </w:pPr>
-      <w:r>
-        <w:rPr>
-          <w:rFonts w:asciiTheme="majorHAnsi" w:hAnsiTheme="majorHAnsi"/>
-          <w:b/>
-          <w:bCs/>
-          <w:color w:val="215E99" w:themeColor="text2" w:themeTint="BF"/>
-          <w:sz w:val="28"/>
-          <w:szCs w:val="28"/>
-        </w:rPr>
-        <w:t>Summary</w:t>
-      </w:r>
-    </w:p>
-    <w:p>
-      <w:r>
-        <w:t>Together, these endpoints define the Underground network’s structure (lines, stations, connections) and its operational state (live or simulated). This integration enables real-time routing as well as controlled “</w:t>
-      </w:r>
-      <w:r>
-        <w:t>W</w:t>
-      </w:r>
-      <w:r>
-        <w:t>hat-</w:t>
-      </w:r>
-      <w:r>
-        <w:t>I</w:t>
-      </w:r>
-      <w:r>
-        <w:t>f” disruption analysis without modifying or reproducing any proprietary TfL assets.</w:t>
+      </w:pPr>
+      <w:r>
+        <w:t>Station disruptions</w:t>
+      </w:r>
+    </w:p>
+    <w:p>
+      <w:pPr>
+        <w:numPr>
+          <w:ilvl w:val="0"/>
+          <w:numId w:val="17"/>
+        </w:numPr>
+      </w:pPr>
+      <w:r>
+        <w:t>Live train visualisation</w:t>
+      </w:r>
+    </w:p>
+    <w:p>
+      <w:r>
+        <w:t>Unlike the graph construction data, this information changes dynamically and is not permanently stored within the database.</w:t>
+      </w:r>
+    </w:p>
+    <w:p>
+      <w:r>
+        <w:lastRenderedPageBreak/>
+        <w:pict w14:anchorId="68E7EE4F">
+          <v:rect id="_x0000_i1242" style="width:0;height:1.5pt" o:hralign="center" o:hrstd="t" o:hr="t" fillcolor="#a0a0a0" stroked="f"/>
+        </w:pict>
+      </w:r>
+    </w:p>
+    <w:p>
+      <w:pPr>
+        <w:rPr>
+          <w:b/>
+          <w:bCs/>
+        </w:rPr>
+      </w:pPr>
+      <w:r>
+        <w:rPr>
+          <w:b/>
+          <w:bCs/>
+        </w:rPr>
+        <w:t>1. Underground Line Discovery</w:t>
+      </w:r>
+    </w:p>
+    <w:p>
+      <w:pPr>
+        <w:rPr>
+          <w:b/>
+          <w:bCs/>
+        </w:rPr>
+      </w:pPr>
+      <w:r>
+        <w:rPr>
+          <w:b/>
+          <w:bCs/>
+        </w:rPr>
+        <w:t>Endpoint</w:t>
+      </w:r>
+    </w:p>
+    <w:p>
+      <w:r>
+        <w:t>/Line/Mode/tube</w:t>
+      </w:r>
+    </w:p>
+    <w:p>
+      <w:pPr>
+        <w:rPr>
+          <w:b/>
+          <w:bCs/>
+        </w:rPr>
+      </w:pPr>
+      <w:r>
+        <w:rPr>
+          <w:b/>
+          <w:bCs/>
+        </w:rPr>
+        <w:t>Purpose</w:t>
+      </w:r>
+    </w:p>
+    <w:p>
+      <w:r>
+        <w:t>This endpoint returns all London Underground lines and their associated identifiers.</w:t>
+      </w:r>
+    </w:p>
+    <w:p>
+      <w:pPr>
+        <w:rPr>
+          <w:b/>
+          <w:bCs/>
+        </w:rPr>
+      </w:pPr>
+      <w:r>
+        <w:rPr>
+          <w:b/>
+          <w:bCs/>
+        </w:rPr>
+        <w:t>How It Is Used</w:t>
+      </w:r>
+    </w:p>
+    <w:p>
+      <w:r>
+        <w:t>The endpoint is queried during graph generation to obtain the complete set of Underground line IDs. These identifiers are then used to retrieve route sequence information for each line.</w:t>
+      </w:r>
+    </w:p>
+    <w:p>
+      <w:r>
+        <w:t>Without this endpoint, individual route sequence requests could not be generated automatically.</w:t>
+      </w:r>
+    </w:p>
+    <w:p>
+      <w:pPr>
+        <w:rPr>
+          <w:b/>
+          <w:bCs/>
+        </w:rPr>
+      </w:pPr>
+      <w:r>
+        <w:rPr>
+          <w:b/>
+          <w:bCs/>
+        </w:rPr>
+        <w:t>Data Retrieved</w:t>
+      </w:r>
+    </w:p>
+    <w:p>
+      <w:pPr>
+        <w:numPr>
+          <w:ilvl w:val="0"/>
+          <w:numId w:val="18"/>
+        </w:numPr>
+      </w:pPr>
+      <w:r>
+        <w:t>Line name</w:t>
+      </w:r>
+    </w:p>
+    <w:p>
+      <w:pPr>
+        <w:numPr>
+          <w:ilvl w:val="0"/>
+          <w:numId w:val="18"/>
+        </w:numPr>
+      </w:pPr>
+      <w:r>
+        <w:t>Line identifier</w:t>
+      </w:r>
+    </w:p>
+    <w:p>
+      <w:pPr>
+        <w:numPr>
+          <w:ilvl w:val="0"/>
+          <w:numId w:val="18"/>
+        </w:numPr>
+      </w:pPr>
+      <w:r>
+        <w:t>Transport mode</w:t>
+      </w:r>
+    </w:p>
+    <w:p>
+      <w:pPr>
+        <w:rPr>
+          <w:b/>
+          <w:bCs/>
+        </w:rPr>
+      </w:pPr>
+      <w:r>
+        <w:rPr>
+          <w:b/>
+          <w:bCs/>
+        </w:rPr>
+        <w:t>Contribution to the Project</w:t>
+      </w:r>
+    </w:p>
+    <w:p>
+      <w:r>
+        <w:t>This endpoint forms the starting point of the entire network construction process.</w:t>
+      </w:r>
+    </w:p>
+    <w:p>
+      <w:r>
+        <w:t>Data retrieved from this endpoint is passed into the route sequence pipeline where station connectivity is generated.</w:t>
+      </w:r>
+    </w:p>
+    <w:p>
+      <w:r>
+        <w:pict w14:anchorId="24AE3C1F">
+          <v:rect id="_x0000_i1243" style="width:0;height:1.5pt" o:hralign="center" o:hrstd="t" o:hr="t" fillcolor="#a0a0a0" stroked="f"/>
+        </w:pict>
+      </w:r>
+    </w:p>
+    <w:p>
+      <w:pPr>
+        <w:rPr>
+          <w:b/>
+          <w:bCs/>
+        </w:rPr>
+      </w:pPr>
+      <w:r>
+        <w:rPr>
+          <w:b/>
+          <w:bCs/>
+        </w:rPr>
+        <w:t>2. Route Sequence Generation</w:t>
+      </w:r>
+    </w:p>
+    <w:p>
+      <w:pPr>
+        <w:rPr>
+          <w:b/>
+          <w:bCs/>
+        </w:rPr>
+      </w:pPr>
+      <w:r>
+        <w:rPr>
+          <w:b/>
+          <w:bCs/>
+        </w:rPr>
+        <w:t>Endpoint</w:t>
+      </w:r>
+    </w:p>
+    <w:p>
+      <w:r>
+        <w:t>/Line/{</w:t>
+      </w:r>
+      <w:proofErr w:type="spellStart"/>
+      <w:r>
+        <w:t>lineId</w:t>
+      </w:r>
+      <w:proofErr w:type="spellEnd"/>
+      <w:r>
+        <w:t>}/Route/Sequence/all</w:t>
+      </w:r>
+    </w:p>
+    <w:p>
+      <w:pPr>
+        <w:rPr>
+          <w:b/>
+          <w:bCs/>
+        </w:rPr>
+      </w:pPr>
+      <w:r>
+        <w:rPr>
+          <w:b/>
+          <w:bCs/>
+        </w:rPr>
+        <w:t>Purpose</w:t>
+      </w:r>
+    </w:p>
+    <w:p>
+      <w:r>
+        <w:t>This endpoint provides the ordered sequence of stations served by a particular Underground line.</w:t>
+      </w:r>
+    </w:p>
+    <w:p>
+      <w:pPr>
+        <w:rPr>
+          <w:b/>
+          <w:bCs/>
+        </w:rPr>
+      </w:pPr>
+      <w:r>
+        <w:rPr>
+          <w:b/>
+          <w:bCs/>
+        </w:rPr>
+        <w:t>How It Is Used</w:t>
+      </w:r>
+    </w:p>
+    <w:p>
+      <w:r>
+        <w:t>For every line returned by /Line/Mode/tube, the application retrieves its route sequence.</w:t>
+      </w:r>
+    </w:p>
+    <w:p>
+      <w:r>
+        <w:t>The returned stop points are then transformed into:</w:t>
+      </w:r>
+    </w:p>
+    <w:p>
+      <w:pPr>
+        <w:rPr>
+          <w:b/>
+          <w:bCs/>
+        </w:rPr>
+      </w:pPr>
+      <w:r>
+        <w:rPr>
+          <w:b/>
+          <w:bCs/>
+        </w:rPr>
+        <w:t>Station Nodes</w:t>
+      </w:r>
+    </w:p>
+    <w:p>
+      <w:r>
+        <w:t>Each unique station becomes a Neo4j node.</w:t>
+      </w:r>
+    </w:p>
+    <w:p>
+      <w:pPr>
+        <w:rPr>
+          <w:b/>
+          <w:bCs/>
+        </w:rPr>
+      </w:pPr>
+      <w:r>
+        <w:rPr>
+          <w:b/>
+          <w:bCs/>
+        </w:rPr>
+        <w:t>Graph Relationships</w:t>
+      </w:r>
+    </w:p>
+    <w:p>
+      <w:r>
+        <w:lastRenderedPageBreak/>
+        <w:t>Adjacent stations are converted into:</w:t>
+      </w:r>
+    </w:p>
+    <w:p>
+      <w:proofErr w:type="gramStart"/>
+      <w:r>
+        <w:t>(:Station</w:t>
+      </w:r>
+      <w:proofErr w:type="gramEnd"/>
+      <w:r>
+        <w:t>)-</w:t>
+      </w:r>
+      <w:proofErr w:type="gramStart"/>
+      <w:r>
+        <w:t>[:CONNECTS</w:t>
+      </w:r>
+      <w:proofErr w:type="gramEnd"/>
+      <w:r>
+        <w:t>_TO]-&gt;</w:t>
+      </w:r>
+      <w:proofErr w:type="gramStart"/>
+      <w:r>
+        <w:t>(:Station</w:t>
+      </w:r>
+      <w:proofErr w:type="gramEnd"/>
+      <w:r>
+        <w:t>)</w:t>
+      </w:r>
+    </w:p>
+    <w:p>
+      <w:r>
+        <w:t>relationships.</w:t>
+      </w:r>
+    </w:p>
+    <w:p>
+      <w:pPr>
+        <w:rPr>
+          <w:b/>
+          <w:bCs/>
+        </w:rPr>
+      </w:pPr>
+      <w:r>
+        <w:rPr>
+          <w:b/>
+          <w:bCs/>
+        </w:rPr>
+        <w:t>Additional Processing</w:t>
+      </w:r>
+    </w:p>
+    <w:p>
+      <w:r>
+        <w:t>The TfL API provides latitude and longitude coordinates for each station.</w:t>
+      </w:r>
+    </w:p>
+    <w:p>
+      <w:r>
+        <w:t>These coordinates are used to:</w:t>
+      </w:r>
+    </w:p>
+    <w:p>
+      <w:pPr>
+        <w:numPr>
+          <w:ilvl w:val="0"/>
+          <w:numId w:val="19"/>
+        </w:numPr>
+      </w:pPr>
+      <w:r>
+        <w:t>calculate geographic distance</w:t>
+      </w:r>
+    </w:p>
+    <w:p>
+      <w:pPr>
+        <w:numPr>
+          <w:ilvl w:val="0"/>
+          <w:numId w:val="19"/>
+        </w:numPr>
+      </w:pPr>
+      <w:r>
+        <w:t>support map rendering</w:t>
+      </w:r>
+    </w:p>
+    <w:p>
+      <w:pPr>
+        <w:numPr>
+          <w:ilvl w:val="0"/>
+          <w:numId w:val="19"/>
+        </w:numPr>
+      </w:pPr>
+      <w:r>
+        <w:t>estimate train positioning</w:t>
+      </w:r>
+    </w:p>
+    <w:p>
+      <w:pPr>
+        <w:numPr>
+          <w:ilvl w:val="0"/>
+          <w:numId w:val="19"/>
+        </w:numPr>
+      </w:pPr>
+      <w:r>
+        <w:t>support route visualisation</w:t>
+      </w:r>
+    </w:p>
+    <w:p>
+      <w:pPr>
+        <w:rPr>
+          <w:b/>
+          <w:bCs/>
+        </w:rPr>
+      </w:pPr>
+      <w:r>
+        <w:rPr>
+          <w:b/>
+          <w:bCs/>
+        </w:rPr>
+        <w:t>Contribution to the Project</w:t>
+      </w:r>
+    </w:p>
+    <w:p>
+      <w:r>
+        <w:t>This endpoint is responsible for creating the physical structure of the Underground network used by the routing engine.</w:t>
+      </w:r>
+    </w:p>
+    <w:p>
+      <w:r>
+        <w:t>Without it, neither route calculation nor map visualisation would be possible.</w:t>
+      </w:r>
+    </w:p>
+    <w:p>
+      <w:r>
+        <w:pict w14:anchorId="4B45288F">
+          <v:rect id="_x0000_i1244" style="width:0;height:1.5pt" o:hralign="center" o:hrstd="t" o:hr="t" fillcolor="#a0a0a0" stroked="f"/>
+        </w:pict>
+      </w:r>
+    </w:p>
+    <w:p>
+      <w:pPr>
+        <w:rPr>
+          <w:b/>
+          <w:bCs/>
+        </w:rPr>
+      </w:pPr>
+      <w:r>
+        <w:rPr>
+          <w:b/>
+          <w:bCs/>
+        </w:rPr>
+        <w:t>3. Live Line Status</w:t>
+      </w:r>
+    </w:p>
+    <w:p>
+      <w:pPr>
+        <w:rPr>
+          <w:b/>
+          <w:bCs/>
+        </w:rPr>
+      </w:pPr>
+      <w:r>
+        <w:rPr>
+          <w:b/>
+          <w:bCs/>
+        </w:rPr>
+        <w:t>Endpoint</w:t>
+      </w:r>
+    </w:p>
+    <w:p>
+      <w:r>
+        <w:t>/Line/Mode/tube/Status</w:t>
+      </w:r>
+    </w:p>
+    <w:p>
+      <w:pPr>
+        <w:rPr>
+          <w:b/>
+          <w:bCs/>
+        </w:rPr>
+      </w:pPr>
+      <w:r>
+        <w:rPr>
+          <w:b/>
+          <w:bCs/>
+        </w:rPr>
+        <w:t>Purpose</w:t>
+      </w:r>
+    </w:p>
+    <w:p>
+      <w:r>
+        <w:t>Provides current operational status information for Underground lines.</w:t>
+      </w:r>
+    </w:p>
+    <w:p>
+      <w:pPr>
+        <w:rPr>
+          <w:b/>
+          <w:bCs/>
+        </w:rPr>
+      </w:pPr>
+      <w:r>
+        <w:rPr>
+          <w:b/>
+          <w:bCs/>
+        </w:rPr>
+        <w:t>How It Is Used</w:t>
+      </w:r>
+    </w:p>
+    <w:p>
+      <w:r>
+        <w:t>The frontend periodically retrieves service information and displays it within the control panel.</w:t>
+      </w:r>
+    </w:p>
+    <w:p>
+      <w:r>
+        <w:t>Examples include:</w:t>
+      </w:r>
+    </w:p>
+    <w:p>
+      <w:pPr>
+        <w:numPr>
+          <w:ilvl w:val="0"/>
+          <w:numId w:val="20"/>
+        </w:numPr>
+      </w:pPr>
+      <w:r>
+        <w:t>Good Service</w:t>
+      </w:r>
+    </w:p>
+    <w:p>
+      <w:pPr>
+        <w:numPr>
+          <w:ilvl w:val="0"/>
+          <w:numId w:val="20"/>
+        </w:numPr>
+      </w:pPr>
+      <w:r>
+        <w:t>Minor Delays</w:t>
+      </w:r>
+    </w:p>
+    <w:p>
+      <w:pPr>
+        <w:numPr>
+          <w:ilvl w:val="0"/>
+          <w:numId w:val="20"/>
+        </w:numPr>
+      </w:pPr>
+      <w:r>
+        <w:t>Severe Delays</w:t>
+      </w:r>
+    </w:p>
+    <w:p>
+      <w:pPr>
+        <w:numPr>
+          <w:ilvl w:val="0"/>
+          <w:numId w:val="20"/>
+        </w:numPr>
+      </w:pPr>
+      <w:r>
+        <w:t>Part Suspended</w:t>
+      </w:r>
+    </w:p>
+    <w:p>
+      <w:pPr>
+        <w:numPr>
+          <w:ilvl w:val="0"/>
+          <w:numId w:val="20"/>
+        </w:numPr>
+      </w:pPr>
+      <w:r>
+        <w:t>Suspended</w:t>
+      </w:r>
+    </w:p>
+    <w:p>
+      <w:pPr>
+        <w:rPr>
+          <w:b/>
+          <w:bCs/>
+        </w:rPr>
+      </w:pPr>
+      <w:r>
+        <w:rPr>
+          <w:b/>
+          <w:bCs/>
+        </w:rPr>
+        <w:t>Contribution to the Project</w:t>
+      </w:r>
+    </w:p>
+    <w:p>
+      <w:r>
+        <w:t>This allows users to compare real-world network conditions against hypothetical What-If scenarios.</w:t>
+      </w:r>
+    </w:p>
+    <w:p>
+      <w:r>
+        <w:lastRenderedPageBreak/>
+        <w:t>It also demonstrates how external live data can be integrated into a graph-based simulation environment.</w:t>
+      </w:r>
+    </w:p>
+    <w:p>
+      <w:r>
+        <w:pict w14:anchorId="3731D1BD">
+          <v:rect id="_x0000_i1245" style="width:0;height:1.5pt" o:hralign="center" o:hrstd="t" o:hr="t" fillcolor="#a0a0a0" stroked="f"/>
+        </w:pict>
+      </w:r>
+    </w:p>
+    <w:p>
+      <w:pPr>
+        <w:rPr>
+          <w:b/>
+          <w:bCs/>
+        </w:rPr>
+      </w:pPr>
+      <w:r>
+        <w:rPr>
+          <w:b/>
+          <w:bCs/>
+        </w:rPr>
+        <w:t>4. Detailed Service Status</w:t>
+      </w:r>
+    </w:p>
+    <w:p>
+      <w:pPr>
+        <w:rPr>
+          <w:b/>
+          <w:bCs/>
+        </w:rPr>
+      </w:pPr>
+      <w:r>
+        <w:rPr>
+          <w:b/>
+          <w:bCs/>
+        </w:rPr>
+        <w:t>Endpoint</w:t>
+      </w:r>
+    </w:p>
+    <w:p>
+      <w:r>
+        <w:t>/Line/Mode/tube/</w:t>
+      </w:r>
+      <w:proofErr w:type="spellStart"/>
+      <w:r>
+        <w:t>Status?detail</w:t>
+      </w:r>
+      <w:proofErr w:type="spellEnd"/>
+      <w:r>
+        <w:t>=true</w:t>
+      </w:r>
+    </w:p>
+    <w:p>
+      <w:pPr>
+        <w:rPr>
+          <w:b/>
+          <w:bCs/>
+        </w:rPr>
+      </w:pPr>
+      <w:r>
+        <w:rPr>
+          <w:b/>
+          <w:bCs/>
+        </w:rPr>
+        <w:t>Purpose</w:t>
+      </w:r>
+    </w:p>
+    <w:p>
+      <w:r>
+        <w:t>Provides expanded disruption information beyond the standard status endpoint.</w:t>
+      </w:r>
+    </w:p>
+    <w:p>
+      <w:pPr>
+        <w:rPr>
+          <w:b/>
+          <w:bCs/>
+        </w:rPr>
+      </w:pPr>
+      <w:r>
+        <w:rPr>
+          <w:b/>
+          <w:bCs/>
+        </w:rPr>
+        <w:t>Additional Information Available</w:t>
+      </w:r>
+    </w:p>
+    <w:p>
+      <w:r>
+        <w:t>When disruptions occur, TfL may provide:</w:t>
+      </w:r>
+    </w:p>
+    <w:p>
+      <w:pPr>
+        <w:numPr>
+          <w:ilvl w:val="0"/>
+          <w:numId w:val="21"/>
+        </w:numPr>
+      </w:pPr>
+      <w:r>
+        <w:t>affected route sections</w:t>
+      </w:r>
+    </w:p>
+    <w:p>
+      <w:pPr>
+        <w:numPr>
+          <w:ilvl w:val="0"/>
+          <w:numId w:val="21"/>
+        </w:numPr>
+      </w:pPr>
+      <w:r>
+        <w:t>disruption descriptions</w:t>
+      </w:r>
+    </w:p>
+    <w:p>
+      <w:pPr>
+        <w:numPr>
+          <w:ilvl w:val="0"/>
+          <w:numId w:val="21"/>
+        </w:numPr>
+      </w:pPr>
+      <w:r>
+        <w:t>directional information</w:t>
+      </w:r>
+    </w:p>
+    <w:p>
+      <w:pPr>
+        <w:numPr>
+          <w:ilvl w:val="0"/>
+          <w:numId w:val="21"/>
+        </w:numPr>
+      </w:pPr>
+      <w:r>
+        <w:t>affected stations</w:t>
+      </w:r>
+    </w:p>
+    <w:p>
+      <w:pPr>
+        <w:rPr>
+          <w:b/>
+          <w:bCs/>
+        </w:rPr>
+      </w:pPr>
+      <w:r>
+        <w:rPr>
+          <w:b/>
+          <w:bCs/>
+        </w:rPr>
+        <w:t>How It Is Used</w:t>
+      </w:r>
+    </w:p>
+    <w:p>
+      <w:r>
+        <w:t>The application uses this information to determine whether lines should be treated as disrupted within live operating mode.</w:t>
+      </w:r>
+    </w:p>
+    <w:p>
+      <w:pPr>
+        <w:rPr>
+          <w:b/>
+          <w:bCs/>
+        </w:rPr>
+      </w:pPr>
+      <w:r>
+        <w:rPr>
+          <w:b/>
+          <w:bCs/>
+        </w:rPr>
+        <w:t>Contribution to the Project</w:t>
+      </w:r>
+    </w:p>
+    <w:p>
+      <w:r>
+        <w:t>This endpoint allows the system to move beyond simple status labels and provide a more realistic representation of current network conditions.</w:t>
+      </w:r>
+    </w:p>
+    <w:p>
+      <w:r>
+        <w:pict w14:anchorId="0D4806B2">
+          <v:rect id="_x0000_i1246" style="width:0;height:1.5pt" o:hralign="center" o:hrstd="t" o:hr="t" fillcolor="#a0a0a0" stroked="f"/>
+        </w:pict>
+      </w:r>
+    </w:p>
+    <w:p>
+      <w:pPr>
+        <w:rPr>
+          <w:b/>
+          <w:bCs/>
+        </w:rPr>
+      </w:pPr>
+      <w:r>
+        <w:rPr>
+          <w:b/>
+          <w:bCs/>
+        </w:rPr>
+        <w:t>5. Station Disruptions</w:t>
+      </w:r>
+    </w:p>
+    <w:p>
+      <w:pPr>
+        <w:rPr>
+          <w:b/>
+          <w:bCs/>
+        </w:rPr>
+      </w:pPr>
+      <w:r>
+        <w:rPr>
+          <w:b/>
+          <w:bCs/>
+        </w:rPr>
+        <w:t>Endpoint</w:t>
+      </w:r>
+    </w:p>
+    <w:p>
+      <w:r>
+        <w:t>/</w:t>
+      </w:r>
+      <w:proofErr w:type="spellStart"/>
+      <w:r>
+        <w:t>StopPoint</w:t>
+      </w:r>
+      <w:proofErr w:type="spellEnd"/>
+      <w:r>
+        <w:t>/Mode/tube/Disruption</w:t>
+      </w:r>
+    </w:p>
+    <w:p>
+      <w:pPr>
+        <w:rPr>
+          <w:b/>
+          <w:bCs/>
+        </w:rPr>
+      </w:pPr>
+      <w:r>
+        <w:rPr>
+          <w:b/>
+          <w:bCs/>
+        </w:rPr>
+        <w:t>Purpose</w:t>
+      </w:r>
+    </w:p>
+    <w:p>
+      <w:r>
+        <w:t>Provides disruption information affecting individual Underground stations.</w:t>
+      </w:r>
+    </w:p>
+    <w:p>
+      <w:pPr>
+        <w:rPr>
+          <w:b/>
+          <w:bCs/>
+        </w:rPr>
+      </w:pPr>
+      <w:r>
+        <w:rPr>
+          <w:b/>
+          <w:bCs/>
+        </w:rPr>
+        <w:t>How It Is Used</w:t>
+      </w:r>
+    </w:p>
+    <w:p>
+      <w:r>
+        <w:t>Used to identify:</w:t>
+      </w:r>
+    </w:p>
+    <w:p>
+      <w:pPr>
+        <w:numPr>
+          <w:ilvl w:val="0"/>
+          <w:numId w:val="22"/>
+        </w:numPr>
+      </w:pPr>
+      <w:r>
+        <w:t>station closures</w:t>
+      </w:r>
+    </w:p>
+    <w:p>
+      <w:pPr>
+        <w:numPr>
+          <w:ilvl w:val="0"/>
+          <w:numId w:val="22"/>
+        </w:numPr>
+      </w:pPr>
+      <w:r>
+        <w:t>restricted access</w:t>
+      </w:r>
+    </w:p>
+    <w:p>
+      <w:pPr>
+        <w:numPr>
+          <w:ilvl w:val="0"/>
+          <w:numId w:val="22"/>
+        </w:numPr>
+      </w:pPr>
+      <w:r>
+        <w:t>lift outages</w:t>
+      </w:r>
+    </w:p>
+    <w:p>
+      <w:pPr>
+        <w:numPr>
+          <w:ilvl w:val="0"/>
+          <w:numId w:val="22"/>
+        </w:numPr>
+      </w:pPr>
+      <w:r>
+        <w:t>partial operational restrictions</w:t>
+      </w:r>
+    </w:p>
+    <w:p>
+      <w:pPr>
+        <w:rPr>
+          <w:b/>
+          <w:bCs/>
+        </w:rPr>
+      </w:pPr>
+      <w:r>
+        <w:rPr>
+          <w:b/>
+          <w:bCs/>
+        </w:rPr>
+        <w:lastRenderedPageBreak/>
+        <w:t>Contribution to the Project</w:t>
+      </w:r>
+    </w:p>
+    <w:p>
+      <w:r>
+        <w:t>This endpoint enables the simulator to reflect real station-level disruptions and prevents affected stations from being considered during route generation.</w:t>
+      </w:r>
+    </w:p>
+    <w:p>
+      <w:r>
+        <w:t>It also served as inspiration for the design of the What-If closure system.</w:t>
+      </w:r>
+    </w:p>
+    <w:p>
+      <w:r>
+        <w:pict w14:anchorId="1F3595A3">
+          <v:rect id="_x0000_i1247" style="width:0;height:1.5pt" o:hralign="center" o:hrstd="t" o:hr="t" fillcolor="#a0a0a0" stroked="f"/>
+        </w:pict>
+      </w:r>
+    </w:p>
+    <w:p>
+      <w:pPr>
+        <w:rPr>
+          <w:b/>
+          <w:bCs/>
+        </w:rPr>
+      </w:pPr>
+      <w:r>
+        <w:rPr>
+          <w:b/>
+          <w:bCs/>
+        </w:rPr>
+        <w:t>6. Live Train Arrivals</w:t>
+      </w:r>
+    </w:p>
+    <w:p>
+      <w:pPr>
+        <w:rPr>
+          <w:b/>
+          <w:bCs/>
+        </w:rPr>
+      </w:pPr>
+      <w:r>
+        <w:rPr>
+          <w:b/>
+          <w:bCs/>
+        </w:rPr>
+        <w:t>Endpoint</w:t>
+      </w:r>
+    </w:p>
+    <w:p>
+      <w:r>
+        <w:t>/Line/{</w:t>
+      </w:r>
+      <w:proofErr w:type="spellStart"/>
+      <w:r>
+        <w:t>lineIds</w:t>
+      </w:r>
+      <w:proofErr w:type="spellEnd"/>
+      <w:r>
+        <w:t>}/Arrivals</w:t>
+      </w:r>
+    </w:p>
+    <w:p>
+      <w:pPr>
+        <w:rPr>
+          <w:b/>
+          <w:bCs/>
+        </w:rPr>
+      </w:pPr>
+      <w:r>
+        <w:rPr>
+          <w:b/>
+          <w:bCs/>
+        </w:rPr>
+        <w:t>Purpose</w:t>
+      </w:r>
+    </w:p>
+    <w:p>
+      <w:r>
+        <w:t>Provides live train arrival predictions for Underground services.</w:t>
+      </w:r>
+    </w:p>
+    <w:p>
+      <w:pPr>
+        <w:rPr>
+          <w:b/>
+          <w:bCs/>
+        </w:rPr>
+      </w:pPr>
+      <w:r>
+        <w:rPr>
+          <w:b/>
+          <w:bCs/>
+        </w:rPr>
+        <w:t>How It Is Used</w:t>
+      </w:r>
+    </w:p>
+    <w:p>
+      <w:r>
+        <w:t>The application uses arrival predictions to estimate train locations and display live train movement on the map.</w:t>
+      </w:r>
+    </w:p>
+    <w:p>
+      <w:r>
+        <w:t>Data retrieved includes:</w:t>
+      </w:r>
+    </w:p>
+    <w:p>
+      <w:pPr>
+        <w:numPr>
+          <w:ilvl w:val="0"/>
+          <w:numId w:val="23"/>
+        </w:numPr>
+      </w:pPr>
+      <w:r>
+        <w:t>line information</w:t>
+      </w:r>
+    </w:p>
+    <w:p>
+      <w:pPr>
+        <w:numPr>
+          <w:ilvl w:val="0"/>
+          <w:numId w:val="23"/>
+        </w:numPr>
+      </w:pPr>
+      <w:r>
+        <w:t>destination data</w:t>
+      </w:r>
+    </w:p>
+    <w:p>
+      <w:pPr>
+        <w:numPr>
+          <w:ilvl w:val="0"/>
+          <w:numId w:val="23"/>
+        </w:numPr>
+      </w:pPr>
+      <w:r>
+        <w:t>expected arrival times</w:t>
+      </w:r>
+    </w:p>
+    <w:p>
+      <w:pPr>
+        <w:numPr>
+          <w:ilvl w:val="0"/>
+          <w:numId w:val="23"/>
+        </w:numPr>
+      </w:pPr>
+      <w:r>
+        <w:t>current station information</w:t>
+      </w:r>
+    </w:p>
+    <w:p>
+      <w:pPr>
+        <w:rPr>
+          <w:b/>
+          <w:bCs/>
+        </w:rPr>
+      </w:pPr>
+      <w:r>
+        <w:rPr>
+          <w:b/>
+          <w:bCs/>
+        </w:rPr>
+        <w:t>Challenges Encountered</w:t>
+      </w:r>
+    </w:p>
+    <w:p>
+      <w:r>
+        <w:t>One of the most significant findings during development was that train identifiers were not consistently reliable.</w:t>
+      </w:r>
+    </w:p>
+    <w:p>
+      <w:r>
+        <w:t>The original plan assumed that individual trains could be tracked across multiple API responses using a persistent identifier.</w:t>
+      </w:r>
+    </w:p>
+    <w:p>
+      <w:r>
+        <w:t>However:</w:t>
+      </w:r>
+    </w:p>
+    <w:p>
+      <w:pPr>
+        <w:numPr>
+          <w:ilvl w:val="0"/>
+          <w:numId w:val="24"/>
+        </w:numPr>
+      </w:pPr>
+      <w:r>
+        <w:t>some train identifiers changed unexpectedly</w:t>
+      </w:r>
+    </w:p>
+    <w:p>
+      <w:pPr>
+        <w:numPr>
+          <w:ilvl w:val="0"/>
+          <w:numId w:val="24"/>
+        </w:numPr>
+      </w:pPr>
+      <w:r>
+        <w:t>some trains disappeared entirely between updates</w:t>
+      </w:r>
+    </w:p>
+    <w:p>
+      <w:pPr>
+        <w:numPr>
+          <w:ilvl w:val="0"/>
+          <w:numId w:val="24"/>
+        </w:numPr>
+      </w:pPr>
+      <w:r>
+        <w:t>some services returned incomplete information</w:t>
+      </w:r>
+    </w:p>
+    <w:p>
+      <w:r>
+        <w:t>This made true train tracking considerably more difficult than initially expected.</w:t>
+      </w:r>
+    </w:p>
+    <w:p>
+      <w:pPr>
+        <w:rPr>
+          <w:b/>
+          <w:bCs/>
+        </w:rPr>
+      </w:pPr>
+      <w:r>
+        <w:rPr>
+          <w:b/>
+          <w:bCs/>
+        </w:rPr>
+        <w:t>Solution</w:t>
+      </w:r>
+    </w:p>
+    <w:p>
+      <w:r>
+        <w:t>Fallback logic was introduced using:</w:t>
+      </w:r>
+    </w:p>
+    <w:p>
+      <w:pPr>
+        <w:numPr>
+          <w:ilvl w:val="0"/>
+          <w:numId w:val="25"/>
+        </w:numPr>
+      </w:pPr>
+      <w:r>
+        <w:t>arrival predictions</w:t>
+      </w:r>
+    </w:p>
+    <w:p>
+      <w:pPr>
+        <w:numPr>
+          <w:ilvl w:val="0"/>
+          <w:numId w:val="25"/>
+        </w:numPr>
+      </w:pPr>
+      <w:r>
+        <w:t>route progression estimates</w:t>
+      </w:r>
+    </w:p>
+    <w:p>
+      <w:pPr>
+        <w:numPr>
+          <w:ilvl w:val="0"/>
+          <w:numId w:val="25"/>
+        </w:numPr>
+      </w:pPr>
+      <w:r>
+        <w:lastRenderedPageBreak/>
+        <w:t>timing information</w:t>
+      </w:r>
+    </w:p>
+    <w:p>
+      <w:r>
+        <w:t>This produced smoother visual train movement and reduced the impact of inconsistent API responses.</w:t>
+      </w:r>
+    </w:p>
+    <w:p>
+      <w:r>
+        <w:pict w14:anchorId="65BA3FD1">
+          <v:rect id="_x0000_i1248" style="width:0;height:1.5pt" o:hralign="center" o:hrstd="t" o:hr="t" fillcolor="#a0a0a0" stroked="f"/>
+        </w:pict>
+      </w:r>
+    </w:p>
+    <w:p>
+      <w:pPr>
+        <w:rPr>
+          <w:b/>
+          <w:bCs/>
+        </w:rPr>
+      </w:pPr>
+      <w:r>
+        <w:rPr>
+          <w:b/>
+          <w:bCs/>
+        </w:rPr>
+        <w:t>TfL Data Sources Used Outside the Unified API</w:t>
+      </w:r>
+    </w:p>
+    <w:p>
+      <w:r>
+        <w:t>A significant discovery during development was that the TfL Unified API does not expose all information required for route optimisation.</w:t>
+      </w:r>
+    </w:p>
+    <w:p>
+      <w:pPr>
+        <w:rPr>
+          <w:b/>
+          <w:bCs/>
+        </w:rPr>
+      </w:pPr>
+      <w:r>
+        <w:rPr>
+          <w:b/>
+          <w:bCs/>
+        </w:rPr>
+        <w:t>Travel Time Data</w:t>
+      </w:r>
+    </w:p>
+    <w:p>
+      <w:r>
+        <w:t>The routing engine required realistic travel times between stations.</w:t>
+      </w:r>
+    </w:p>
+    <w:p>
+      <w:r>
+        <w:t>Initially it was assumed that these values would be available through the Unified API.</w:t>
+      </w:r>
+    </w:p>
+    <w:p>
+      <w:r>
+        <w:t>However, suitable travel-time information was not exposed through any practical endpoint.</w:t>
+      </w:r>
+    </w:p>
+    <w:p>
+      <w:r>
+        <w:t>Instead, travel times were extracted from publicly published TfL CSV datasets and processed into a format suitable for graph weighting.</w:t>
+      </w:r>
+    </w:p>
+    <w:p>
+      <w:r>
+        <w:t>These travel times were then attached to Neo4j relationships and used by Dijkstra's shortest-path algorithm.</w:t>
+      </w:r>
+    </w:p>
+    <w:p>
+      <w:r>
+        <w:t>This became a critical component of the routing engine.</w:t>
+      </w:r>
+    </w:p>
+    <w:p>
+      <w:r>
+        <w:pict w14:anchorId="352F1835">
+          <v:rect id="_x0000_i1249" style="width:0;height:1.5pt" o:hralign="center" o:hrstd="t" o:hr="t" fillcolor="#a0a0a0" stroked="f"/>
+        </w:pict>
+      </w:r>
+    </w:p>
+    <w:p>
+      <w:pPr>
+        <w:rPr>
+          <w:b/>
+          <w:bCs/>
+        </w:rPr>
+      </w:pPr>
+      <w:r>
+        <w:rPr>
+          <w:b/>
+          <w:bCs/>
+        </w:rPr>
+        <w:t>Endpoints Evaluated but Not Used</w:t>
+      </w:r>
+    </w:p>
+    <w:p>
+      <w:r>
+        <w:t>Several TfL endpoints were investigated during development but were ultimately not incorporated.</w:t>
+      </w:r>
+    </w:p>
+    <w:p>
+      <w:pPr>
+        <w:rPr>
+          <w:b/>
+          <w:bCs/>
+        </w:rPr>
+      </w:pPr>
+      <w:r>
+        <w:rPr>
+          <w:b/>
+          <w:bCs/>
+        </w:rPr>
+        <w:t>Journey Planner API</w:t>
+      </w:r>
+    </w:p>
+    <w:p>
+      <w:r>
+        <w:t>TfL provides journey planning endpoints capable of generating complete routes.</w:t>
+      </w:r>
+    </w:p>
+    <w:p>
+      <w:r>
+        <w:t>These were intentionally not used.</w:t>
+      </w:r>
+    </w:p>
+    <w:p>
+      <w:pPr>
+        <w:rPr>
+          <w:b/>
+          <w:bCs/>
+        </w:rPr>
+      </w:pPr>
+      <w:r>
+        <w:rPr>
+          <w:b/>
+          <w:bCs/>
+        </w:rPr>
+        <w:t>Reason</w:t>
+      </w:r>
+    </w:p>
+    <w:p>
+      <w:r>
+        <w:t>The objective of the project was to implement and evaluate a custom graph-based routing system.</w:t>
+      </w:r>
+    </w:p>
+    <w:p>
+      <w:r>
+        <w:t>Using TfL's own routing engine would have bypassed one of the project's primary technical objectives.</w:t>
+      </w:r>
+    </w:p>
+    <w:p>
+      <w:r>
+        <w:t>The project therefore generates routes independently using Neo4j and Dijkstra's algorithm.</w:t>
+      </w:r>
+    </w:p>
+    <w:p>
+      <w:r>
+        <w:pict w14:anchorId="6AC07694">
+          <v:rect id="_x0000_i1250" style="width:0;height:1.5pt" o:hralign="center" o:hrstd="t" o:hr="t" fillcolor="#a0a0a0" stroked="f"/>
+        </w:pict>
+      </w:r>
+    </w:p>
+    <w:p>
+      <w:pPr>
+        <w:rPr>
+          <w:b/>
+          <w:bCs/>
+        </w:rPr>
+      </w:pPr>
+      <w:r>
+        <w:rPr>
+          <w:b/>
+          <w:bCs/>
+        </w:rPr>
+        <w:t>Crowding and Passenger Flow Data</w:t>
+      </w:r>
+    </w:p>
+    <w:p>
+      <w:r>
+        <w:t>Several datasets relating to passenger movement and station usage were explored.</w:t>
+      </w:r>
+    </w:p>
+    <w:p>
+      <w:pPr>
+        <w:rPr>
+          <w:b/>
+          <w:bCs/>
+        </w:rPr>
+      </w:pPr>
+      <w:r>
+        <w:rPr>
+          <w:b/>
+          <w:bCs/>
+        </w:rPr>
+        <w:t>Reason Not Implemented</w:t>
+      </w:r>
+    </w:p>
+    <w:p>
+      <w:r>
+        <w:lastRenderedPageBreak/>
+        <w:t>While potentially valuable for future crowding simulations, incorporating this information would have substantially increased project complexity and exceeded the available development timeframe.</w:t>
+      </w:r>
+    </w:p>
+    <w:p>
+      <w:r>
+        <w:pict w14:anchorId="7491F6FC">
+          <v:rect id="_x0000_i1251" style="width:0;height:1.5pt" o:hralign="center" o:hrstd="t" o:hr="t" fillcolor="#a0a0a0" stroked="f"/>
+        </w:pict>
+      </w:r>
+    </w:p>
+    <w:p>
+      <w:pPr>
+        <w:rPr>
+          <w:b/>
+          <w:bCs/>
+        </w:rPr>
+      </w:pPr>
+      <w:r>
+        <w:rPr>
+          <w:b/>
+          <w:bCs/>
+        </w:rPr>
+        <w:t>Key Lessons Learned</w:t>
+      </w:r>
+    </w:p>
+    <w:p>
+      <w:r>
+        <w:t>Several important lessons emerged from the API integration process:</w:t>
+      </w:r>
+    </w:p>
+    <w:p>
+      <w:pPr>
+        <w:numPr>
+          <w:ilvl w:val="0"/>
+          <w:numId w:val="26"/>
+        </w:numPr>
+      </w:pPr>
+      <w:r>
+        <w:t>Real-world data is often less structured than expected.</w:t>
+      </w:r>
+    </w:p>
+    <w:p>
+      <w:pPr>
+        <w:numPr>
+          <w:ilvl w:val="0"/>
+          <w:numId w:val="26"/>
+        </w:numPr>
+      </w:pPr>
+      <w:r>
+        <w:t>External APIs rarely provide all required information directly.</w:t>
+      </w:r>
+    </w:p>
+    <w:p>
+      <w:pPr>
+        <w:numPr>
+          <w:ilvl w:val="0"/>
+          <w:numId w:val="26"/>
+        </w:numPr>
+      </w:pPr>
+      <w:r>
+        <w:t xml:space="preserve">Additional preprocessing and validation </w:t>
+      </w:r>
+      <w:proofErr w:type="gramStart"/>
+      <w:r>
+        <w:t>is</w:t>
+      </w:r>
+      <w:proofErr w:type="gramEnd"/>
+      <w:r>
+        <w:t xml:space="preserve"> usually necessary.</w:t>
+      </w:r>
+    </w:p>
+    <w:p>
+      <w:pPr>
+        <w:numPr>
+          <w:ilvl w:val="0"/>
+          <w:numId w:val="26"/>
+        </w:numPr>
+      </w:pPr>
+      <w:r>
+        <w:t>Assumptions regarding identifier consistency should be verified early.</w:t>
+      </w:r>
+    </w:p>
+    <w:p>
+      <w:pPr>
+        <w:numPr>
+          <w:ilvl w:val="0"/>
+          <w:numId w:val="26"/>
+        </w:numPr>
+      </w:pPr>
+      <w:r>
+        <w:t>Travel-time data can be more difficult to obtain than network topology data.</w:t>
+      </w:r>
+    </w:p>
+    <w:p>
+      <w:pPr>
+        <w:numPr>
+          <w:ilvl w:val="0"/>
+          <w:numId w:val="26"/>
+        </w:numPr>
+      </w:pPr>
+      <w:r>
+        <w:t>Third-party APIs often require fallback strategies when data becomes incomplete or unavailable.</w:t>
+      </w:r>
+    </w:p>
+    <w:p>
+      <w:r>
+        <w:t>Perhaps the most important lesson was that successful integration involves far more than simply consuming an API. Significant effort was required to clean, transform and validate the data before it could be incorporated into the routing engine and visualisation system.</w:t>
+      </w:r>
+    </w:p>
+    <w:p>
+      <w:r>
+        <w:pict w14:anchorId="1EBD1EFB">
+          <v:rect id="_x0000_i1252" style="width:0;height:1.5pt" o:hralign="center" o:hrstd="t" o:hr="t" fillcolor="#a0a0a0" stroked="f"/>
+        </w:pict>
+      </w:r>
+    </w:p>
+    <w:p>
+      <w:pPr>
+        <w:rPr>
+          <w:b/>
+          <w:bCs/>
+        </w:rPr>
+      </w:pPr>
+      <w:r>
+        <w:rPr>
+          <w:b/>
+          <w:bCs/>
+        </w:rPr>
+        <w:t>Conclusion</w:t>
+      </w:r>
+    </w:p>
+    <w:p>
+      <w:r>
+        <w:t>The TfL Unified API provided the foundation for both the structural and operational aspects of the London Underground Network Visualiser. Route sequence endpoints enabled construction of the underlying transport graph, while disruption and arrival endpoints supported live operational awareness and train visualisation.</w:t>
+      </w:r>
+    </w:p>
+    <w:p>
+      <w:r>
+        <w:t>Although several challenges were encountered, particularly relating to train tracking and travel-time availability, the API ultimately enabled the development of a realistic transport simulation environment that combines live Underground data with hypothetical disruption analysis through the What-If simulation framework.</w:t>
       </w:r>
     </w:p>
     <w:p/>
     <w:sectPr>
+      <w:footerReference w:type="default" r:id="rId8"/>
       <w:pgSz w:w="11906" w:h="16838"/>
       <w:pgMar w:top="1440" w:right="1440" w:bottom="1440" w:left="1440" w:header="708" w:footer="708" w:gutter="0"/>
       <w:cols w:space="708"/>
@@ -611,6 +1807,132 @@
 </w:endnotes>
 </file>
 
+<file path=word/footer1.xml><?xml version="1.0" encoding="utf-8"?>
+<w:ftr xmlns:wpc="http://schemas.microsoft.com/office/word/2010/wordprocessingCanvas" xmlns:cx="http://schemas.microsoft.com/office/drawing/2014/chartex" xmlns:cx1="http://schemas.microsoft.com/office/drawing/2015/9/8/chartex" xmlns:cx2="http://schemas.microsoft.com/office/drawing/2015/10/21/chartex" xmlns:cx3="http://schemas.microsoft.com/office/drawing/2016/5/9/chartex" xmlns:cx4="http://schemas.microsoft.com/office/drawing/2016/5/10/chartex" xmlns:cx5="http://schemas.microsoft.com/office/drawing/2016/5/11/chartex" xmlns:cx6="http://schemas.microsoft.com/office/drawing/2016/5/12/chartex" xmlns:cx7="http://schemas.microsoft.com/office/drawing/2016/5/13/chartex" xmlns:cx8="http://schemas.microsoft.com/office/drawing/2016/5/14/chartex" xmlns:mc="http://schemas.openxmlformats.org/markup-compatibility/2006" xmlns:aink="http://schemas.microsoft.com/office/drawing/2016/ink" xmlns:am3d="http://schemas.microsoft.com/office/drawing/2017/model3d" xmlns:o="urn:schemas-microsoft-com:office:office" xmlns:oel="http://schemas.microsoft.com/office/2019/extlst" xmlns:r="http://schemas.openxmlformats.org/officeDocument/2006/relationships" xmlns:m="http://schemas.openxmlformats.org/officeDocument/2006/math" xmlns:v="urn:schemas-microsoft-com:vml" xmlns:wp14="http://schemas.microsoft.com/office/word/2010/wordprocessingDrawing" xmlns:wp="http://schemas.openxmlformats.org/drawingml/2006/wordprocessingDrawing" xmlns:w10="urn:schemas-microsoft-com:office:word" xmlns:w="http://schemas.openxmlformats.org/wordprocessingml/2006/main" xmlns:w14="http://schemas.microsoft.com/office/word/2010/wordml" xmlns:w15="http://schemas.microsoft.com/office/word/2012/wordml" xmlns:w16cex="http://schemas.microsoft.com/office/word/2018/wordml/cex" xmlns:w16cid="http://schemas.microsoft.com/office/word/2016/wordml/cid" xmlns:w16="http://schemas.microsoft.com/office/word/2018/wordml" xmlns:w16du="http://schemas.microsoft.com/office/word/2023/wordml/word16du" xmlns:w16sdtdh="http://schemas.microsoft.com/office/word/2020/wordml/sdtdatahash" xmlns:w16sdtfl="http://schemas.microsoft.com/office/word/2024/wordml/sdtformatlock" xmlns:w16se="http://schemas.microsoft.com/office/word/2015/wordml/symex" xmlns:wpg="http://schemas.microsoft.com/office/word/2010/wordprocessingGroup" xmlns:wpi="http://schemas.microsoft.com/office/word/2010/wordprocessingInk" xmlns:wne="http://schemas.microsoft.com/office/word/2006/wordml" xmlns:wps="http://schemas.microsoft.com/office/word/2010/wordprocessingShape" mc:Ignorable="w14 w15 w16se w16cid w16 w16cex w16sdtdh w16sdtfl w16du wp14">
+  <w:sdt>
+    <w:sdtPr>
+      <w:id w:val="751712228"/>
+      <w:docPartObj>
+        <w:docPartGallery w:val="Page Numbers (Bottom of Page)"/>
+        <w:docPartUnique/>
+      </w:docPartObj>
+    </w:sdtPr>
+    <w:sdtContent>
+      <w:sdt>
+        <w:sdtPr>
+          <w:id w:val="1728636285"/>
+          <w:docPartObj>
+            <w:docPartGallery w:val="Page Numbers (Top of Page)"/>
+            <w:docPartUnique/>
+          </w:docPartObj>
+        </w:sdtPr>
+        <w:sdtContent>
+          <w:p>
+            <w:pPr>
+              <w:pStyle w:val="Footer"/>
+              <w:jc w:val="center"/>
+            </w:pPr>
+            <w:r>
+              <w:t xml:space="preserve">Page </w:t>
+            </w:r>
+            <w:r>
+              <w:rPr>
+                <w:b/>
+                <w:bCs/>
+                <w:sz w:val="24"/>
+                <w:szCs w:val="24"/>
+              </w:rPr>
+              <w:fldChar w:fldCharType="begin"/>
+            </w:r>
+            <w:r>
+              <w:rPr>
+                <w:b/>
+                <w:bCs/>
+              </w:rPr>
+              <w:instrText>PAGE</w:instrText>
+            </w:r>
+            <w:r>
+              <w:rPr>
+                <w:b/>
+                <w:bCs/>
+                <w:sz w:val="24"/>
+                <w:szCs w:val="24"/>
+              </w:rPr>
+              <w:fldChar w:fldCharType="separate"/>
+            </w:r>
+            <w:r>
+              <w:rPr>
+                <w:b/>
+                <w:bCs/>
+              </w:rPr>
+              <w:t>2</w:t>
+            </w:r>
+            <w:r>
+              <w:rPr>
+                <w:b/>
+                <w:bCs/>
+                <w:sz w:val="24"/>
+                <w:szCs w:val="24"/>
+              </w:rPr>
+              <w:fldChar w:fldCharType="end"/>
+            </w:r>
+            <w:r>
+              <w:t xml:space="preserve"> of </w:t>
+            </w:r>
+            <w:r>
+              <w:rPr>
+                <w:b/>
+                <w:bCs/>
+                <w:sz w:val="24"/>
+                <w:szCs w:val="24"/>
+              </w:rPr>
+              <w:fldChar w:fldCharType="begin"/>
+            </w:r>
+            <w:r>
+              <w:rPr>
+                <w:b/>
+                <w:bCs/>
+              </w:rPr>
+              <w:instrText>NUMPAGES</w:instrText>
+            </w:r>
+            <w:r>
+              <w:rPr>
+                <w:b/>
+                <w:bCs/>
+                <w:sz w:val="24"/>
+                <w:szCs w:val="24"/>
+              </w:rPr>
+              <w:fldChar w:fldCharType="separate"/>
+            </w:r>
+            <w:r>
+              <w:rPr>
+                <w:b/>
+                <w:bCs/>
+              </w:rPr>
+              <w:t>2</w:t>
+            </w:r>
+            <w:r>
+              <w:rPr>
+                <w:b/>
+                <w:bCs/>
+                <w:sz w:val="24"/>
+                <w:szCs w:val="24"/>
+              </w:rPr>
+              <w:fldChar w:fldCharType="end"/>
+            </w:r>
+          </w:p>
+        </w:sdtContent>
+      </w:sdt>
+    </w:sdtContent>
+  </w:sdt>
+  <w:p>
+    <w:pPr>
+      <w:pStyle w:val="Footer"/>
+    </w:pPr>
+  </w:p>
+</w:ftr>
+</file>
+
 <file path=word/footnotes.xml><?xml version="1.0" encoding="utf-8"?>
 <w:footnotes xmlns:wpc="http://schemas.microsoft.com/office/word/2010/wordprocessingCanvas" xmlns:cx="http://schemas.microsoft.com/office/drawing/2014/chartex" xmlns:cx1="http://schemas.microsoft.com/office/drawing/2015/9/8/chartex" xmlns:cx2="http://schemas.microsoft.com/office/drawing/2015/10/21/chartex" xmlns:cx3="http://schemas.microsoft.com/office/drawing/2016/5/9/chartex" xmlns:cx4="http://schemas.microsoft.com/office/drawing/2016/5/10/chartex" xmlns:cx5="http://schemas.microsoft.com/office/drawing/2016/5/11/chartex" xmlns:cx6="http://schemas.microsoft.com/office/drawing/2016/5/12/chartex" xmlns:cx7="http://schemas.microsoft.com/office/drawing/2016/5/13/chartex" xmlns:cx8="http://schemas.microsoft.com/office/drawing/2016/5/14/chartex" xmlns:mc="http://schemas.openxmlformats.org/markup-compatibility/2006" xmlns:aink="http://schemas.microsoft.com/office/drawing/2016/ink" xmlns:am3d="http://schemas.microsoft.com/office/drawing/2017/model3d" xmlns:o="urn:schemas-microsoft-com:office:office" xmlns:oel="http://schemas.microsoft.com/office/2019/extlst" xmlns:r="http://schemas.openxmlformats.org/officeDocument/2006/relationships" xmlns:m="http://schemas.openxmlformats.org/officeDocument/2006/math" xmlns:v="urn:schemas-microsoft-com:vml" xmlns:wp14="http://schemas.microsoft.com/office/word/2010/wordprocessingDrawing" xmlns:wp="http://schemas.openxmlformats.org/drawingml/2006/wordprocessingDrawing" xmlns:w10="urn:schemas-microsoft-com:office:word" xmlns:w="http://schemas.openxmlformats.org/wordprocessingml/2006/main" xmlns:w14="http://schemas.microsoft.com/office/word/2010/wordml" xmlns:w15="http://schemas.microsoft.com/office/word/2012/wordml" xmlns:w16cex="http://schemas.microsoft.com/office/word/2018/wordml/cex" xmlns:w16cid="http://schemas.microsoft.com/office/word/2016/wordml/cid" xmlns:w16="http://schemas.microsoft.com/office/word/2018/wordml" xmlns:w16du="http://schemas.microsoft.com/office/word/2023/wordml/word16du" xmlns:w16sdtdh="http://schemas.microsoft.com/office/word/2020/wordml/sdtdatahash" xmlns:w16sdtfl="http://schemas.microsoft.com/office/word/2024/wordml/sdtformatlock" xmlns:w16se="http://schemas.microsoft.com/office/word/2015/wordml/symex" xmlns:wpg="http://schemas.microsoft.com/office/word/2010/wordprocessingGroup" xmlns:wpi="http://schemas.microsoft.com/office/word/2010/wordprocessingInk" xmlns:wne="http://schemas.microsoft.com/office/word/2006/wordml" xmlns:wps="http://schemas.microsoft.com/office/word/2010/wordprocessingShape" mc:Ignorable="w14 w15 w16se w16cid w16 w16cex w16sdtdh w16sdtfl w16du wp14">
   <w:footnote w:type="separator" w:id="-1">
@@ -639,6 +1961,304 @@
 <file path=word/numbering.xml><?xml version="1.0" encoding="utf-8"?>
 <w:numbering xmlns:wpc="http://schemas.microsoft.com/office/word/2010/wordprocessingCanvas" xmlns:cx="http://schemas.microsoft.com/office/drawing/2014/chartex" xmlns:cx1="http://schemas.microsoft.com/office/drawing/2015/9/8/chartex" xmlns:cx2="http://schemas.microsoft.com/office/drawing/2015/10/21/chartex" xmlns:cx3="http://schemas.microsoft.com/office/drawing/2016/5/9/chartex" xmlns:cx4="http://schemas.microsoft.com/office/drawing/2016/5/10/chartex" xmlns:cx5="http://schemas.microsoft.com/office/drawing/2016/5/11/chartex" xmlns:cx6="http://schemas.microsoft.com/office/drawing/2016/5/12/chartex" xmlns:cx7="http://schemas.microsoft.com/office/drawing/2016/5/13/chartex" xmlns:cx8="http://schemas.microsoft.com/office/drawing/2016/5/14/chartex" xmlns:mc="http://schemas.openxmlformats.org/markup-compatibility/2006" xmlns:aink="http://schemas.microsoft.com/office/drawing/2016/ink" xmlns:am3d="http://schemas.microsoft.com/office/drawing/2017/model3d" xmlns:o="urn:schemas-microsoft-com:office:office" xmlns:oel="http://schemas.microsoft.com/office/2019/extlst" xmlns:r="http://schemas.openxmlformats.org/officeDocument/2006/relationships" xmlns:m="http://schemas.openxmlformats.org/officeDocument/2006/math" xmlns:v="urn:schemas-microsoft-com:vml" xmlns:wp14="http://schemas.microsoft.com/office/word/2010/wordprocessingDrawing" xmlns:wp="http://schemas.openxmlformats.org/drawingml/2006/wordprocessingDrawing" xmlns:w10="urn:schemas-microsoft-com:office:word" xmlns:w="http://schemas.openxmlformats.org/wordprocessingml/2006/main" xmlns:w14="http://schemas.microsoft.com/office/word/2010/wordml" xmlns:w15="http://schemas.microsoft.com/office/word/2012/wordml" xmlns:w16cex="http://schemas.microsoft.com/office/word/2018/wordml/cex" xmlns:w16cid="http://schemas.microsoft.com/office/word/2016/wordml/cid" xmlns:w16="http://schemas.microsoft.com/office/word/2018/wordml" xmlns:w16du="http://schemas.microsoft.com/office/word/2023/wordml/word16du" xmlns:w16sdtdh="http://schemas.microsoft.com/office/word/2020/wordml/sdtdatahash" xmlns:w16sdtfl="http://schemas.microsoft.com/office/word/2024/wordml/sdtformatlock" xmlns:w16se="http://schemas.microsoft.com/office/word/2015/wordml/symex" xmlns:wpg="http://schemas.microsoft.com/office/word/2010/wordprocessingGroup" xmlns:wpi="http://schemas.microsoft.com/office/word/2010/wordprocessingInk" xmlns:wne="http://schemas.microsoft.com/office/word/2006/wordml" xmlns:wps="http://schemas.microsoft.com/office/word/2010/wordprocessingShape" mc:Ignorable="w14 w15 w16se w16cid w16 w16cex w16sdtdh w16sdtfl w16du wp14">
   <w:abstractNum w:abstractNumId="0" w15:restartNumberingAfterBreak="0">
+    <w:nsid w:val="01D5674F"/>
+    <w:multiLevelType w:val="multilevel"/>
+    <w:tmpl w:val="1812E94A"/>
+    <w:lvl w:ilvl="0">
+      <w:start w:val="1"/>
+      <w:numFmt w:val="bullet"/>
+      <w:lvlText w:val=""/>
+      <w:lvlJc w:val="left"/>
+      <w:pPr>
+        <w:tabs>
+          <w:tab w:val="num" w:pos="720"/>
+        </w:tabs>
+        <w:ind w:left="720" w:hanging="360"/>
+      </w:pPr>
+      <w:rPr>
+        <w:rFonts w:ascii="Symbol" w:hAnsi="Symbol" w:hint="default"/>
+        <w:sz w:val="20"/>
+      </w:rPr>
+    </w:lvl>
+    <w:lvl w:ilvl="1" w:tentative="1">
+      <w:start w:val="1"/>
+      <w:numFmt w:val="bullet"/>
+      <w:lvlText w:val="o"/>
+      <w:lvlJc w:val="left"/>
+      <w:pPr>
+        <w:tabs>
+          <w:tab w:val="num" w:pos="1440"/>
+        </w:tabs>
+        <w:ind w:left="1440" w:hanging="360"/>
+      </w:pPr>
+      <w:rPr>
+        <w:rFonts w:ascii="Courier New" w:hAnsi="Courier New" w:hint="default"/>
+        <w:sz w:val="20"/>
+      </w:rPr>
+    </w:lvl>
+    <w:lvl w:ilvl="2" w:tentative="1">
+      <w:start w:val="1"/>
+      <w:numFmt w:val="bullet"/>
+      <w:lvlText w:val=""/>
+      <w:lvlJc w:val="left"/>
+      <w:pPr>
+        <w:tabs>
+          <w:tab w:val="num" w:pos="2160"/>
+        </w:tabs>
+        <w:ind w:left="2160" w:hanging="360"/>
+      </w:pPr>
+      <w:rPr>
+        <w:rFonts w:ascii="Wingdings" w:hAnsi="Wingdings" w:hint="default"/>
+        <w:sz w:val="20"/>
+      </w:rPr>
+    </w:lvl>
+    <w:lvl w:ilvl="3" w:tentative="1">
+      <w:start w:val="1"/>
+      <w:numFmt w:val="bullet"/>
+      <w:lvlText w:val=""/>
+      <w:lvlJc w:val="left"/>
+      <w:pPr>
+        <w:tabs>
+          <w:tab w:val="num" w:pos="2880"/>
+        </w:tabs>
+        <w:ind w:left="2880" w:hanging="360"/>
+      </w:pPr>
+      <w:rPr>
+        <w:rFonts w:ascii="Wingdings" w:hAnsi="Wingdings" w:hint="default"/>
+        <w:sz w:val="20"/>
+      </w:rPr>
+    </w:lvl>
+    <w:lvl w:ilvl="4" w:tentative="1">
+      <w:start w:val="1"/>
+      <w:numFmt w:val="bullet"/>
+      <w:lvlText w:val=""/>
+      <w:lvlJc w:val="left"/>
+      <w:pPr>
+        <w:tabs>
+          <w:tab w:val="num" w:pos="3600"/>
+        </w:tabs>
+        <w:ind w:left="3600" w:hanging="360"/>
+      </w:pPr>
+      <w:rPr>
+        <w:rFonts w:ascii="Wingdings" w:hAnsi="Wingdings" w:hint="default"/>
+        <w:sz w:val="20"/>
+      </w:rPr>
+    </w:lvl>
+    <w:lvl w:ilvl="5" w:tentative="1">
+      <w:start w:val="1"/>
+      <w:numFmt w:val="bullet"/>
+      <w:lvlText w:val=""/>
+      <w:lvlJc w:val="left"/>
+      <w:pPr>
+        <w:tabs>
+          <w:tab w:val="num" w:pos="4320"/>
+        </w:tabs>
+        <w:ind w:left="4320" w:hanging="360"/>
+      </w:pPr>
+      <w:rPr>
+        <w:rFonts w:ascii="Wingdings" w:hAnsi="Wingdings" w:hint="default"/>
+        <w:sz w:val="20"/>
+      </w:rPr>
+    </w:lvl>
+    <w:lvl w:ilvl="6" w:tentative="1">
+      <w:start w:val="1"/>
+      <w:numFmt w:val="bullet"/>
+      <w:lvlText w:val=""/>
+      <w:lvlJc w:val="left"/>
+      <w:pPr>
+        <w:tabs>
+          <w:tab w:val="num" w:pos="5040"/>
+        </w:tabs>
+        <w:ind w:left="5040" w:hanging="360"/>
+      </w:pPr>
+      <w:rPr>
+        <w:rFonts w:ascii="Wingdings" w:hAnsi="Wingdings" w:hint="default"/>
+        <w:sz w:val="20"/>
+      </w:rPr>
+    </w:lvl>
+    <w:lvl w:ilvl="7" w:tentative="1">
+      <w:start w:val="1"/>
+      <w:numFmt w:val="bullet"/>
+      <w:lvlText w:val=""/>
+      <w:lvlJc w:val="left"/>
+      <w:pPr>
+        <w:tabs>
+          <w:tab w:val="num" w:pos="5760"/>
+        </w:tabs>
+        <w:ind w:left="5760" w:hanging="360"/>
+      </w:pPr>
+      <w:rPr>
+        <w:rFonts w:ascii="Wingdings" w:hAnsi="Wingdings" w:hint="default"/>
+        <w:sz w:val="20"/>
+      </w:rPr>
+    </w:lvl>
+    <w:lvl w:ilvl="8" w:tentative="1">
+      <w:start w:val="1"/>
+      <w:numFmt w:val="bullet"/>
+      <w:lvlText w:val=""/>
+      <w:lvlJc w:val="left"/>
+      <w:pPr>
+        <w:tabs>
+          <w:tab w:val="num" w:pos="6480"/>
+        </w:tabs>
+        <w:ind w:left="6480" w:hanging="360"/>
+      </w:pPr>
+      <w:rPr>
+        <w:rFonts w:ascii="Wingdings" w:hAnsi="Wingdings" w:hint="default"/>
+        <w:sz w:val="20"/>
+      </w:rPr>
+    </w:lvl>
+  </w:abstractNum>
+  <w:abstractNum w:abstractNumId="1" w15:restartNumberingAfterBreak="0">
+    <w:nsid w:val="07F15B40"/>
+    <w:multiLevelType w:val="multilevel"/>
+    <w:tmpl w:val="CA5E13BA"/>
+    <w:lvl w:ilvl="0">
+      <w:start w:val="1"/>
+      <w:numFmt w:val="bullet"/>
+      <w:lvlText w:val=""/>
+      <w:lvlJc w:val="left"/>
+      <w:pPr>
+        <w:tabs>
+          <w:tab w:val="num" w:pos="720"/>
+        </w:tabs>
+        <w:ind w:left="720" w:hanging="360"/>
+      </w:pPr>
+      <w:rPr>
+        <w:rFonts w:ascii="Symbol" w:hAnsi="Symbol" w:hint="default"/>
+        <w:sz w:val="20"/>
+      </w:rPr>
+    </w:lvl>
+    <w:lvl w:ilvl="1" w:tentative="1">
+      <w:start w:val="1"/>
+      <w:numFmt w:val="bullet"/>
+      <w:lvlText w:val="o"/>
+      <w:lvlJc w:val="left"/>
+      <w:pPr>
+        <w:tabs>
+          <w:tab w:val="num" w:pos="1440"/>
+        </w:tabs>
+        <w:ind w:left="1440" w:hanging="360"/>
+      </w:pPr>
+      <w:rPr>
+        <w:rFonts w:ascii="Courier New" w:hAnsi="Courier New" w:hint="default"/>
+        <w:sz w:val="20"/>
+      </w:rPr>
+    </w:lvl>
+    <w:lvl w:ilvl="2" w:tentative="1">
+      <w:start w:val="1"/>
+      <w:numFmt w:val="bullet"/>
+      <w:lvlText w:val=""/>
+      <w:lvlJc w:val="left"/>
+      <w:pPr>
+        <w:tabs>
+          <w:tab w:val="num" w:pos="2160"/>
+        </w:tabs>
+        <w:ind w:left="2160" w:hanging="360"/>
+      </w:pPr>
+      <w:rPr>
+        <w:rFonts w:ascii="Wingdings" w:hAnsi="Wingdings" w:hint="default"/>
+        <w:sz w:val="20"/>
+      </w:rPr>
+    </w:lvl>
+    <w:lvl w:ilvl="3" w:tentative="1">
+      <w:start w:val="1"/>
+      <w:numFmt w:val="bullet"/>
+      <w:lvlText w:val=""/>
+      <w:lvlJc w:val="left"/>
+      <w:pPr>
+        <w:tabs>
+          <w:tab w:val="num" w:pos="2880"/>
+        </w:tabs>
+        <w:ind w:left="2880" w:hanging="360"/>
+      </w:pPr>
+      <w:rPr>
+        <w:rFonts w:ascii="Wingdings" w:hAnsi="Wingdings" w:hint="default"/>
+        <w:sz w:val="20"/>
+      </w:rPr>
+    </w:lvl>
+    <w:lvl w:ilvl="4" w:tentative="1">
+      <w:start w:val="1"/>
+      <w:numFmt w:val="bullet"/>
+      <w:lvlText w:val=""/>
+      <w:lvlJc w:val="left"/>
+      <w:pPr>
+        <w:tabs>
+          <w:tab w:val="num" w:pos="3600"/>
+        </w:tabs>
+        <w:ind w:left="3600" w:hanging="360"/>
+      </w:pPr>
+      <w:rPr>
+        <w:rFonts w:ascii="Wingdings" w:hAnsi="Wingdings" w:hint="default"/>
+        <w:sz w:val="20"/>
+      </w:rPr>
+    </w:lvl>
+    <w:lvl w:ilvl="5" w:tentative="1">
+      <w:start w:val="1"/>
+      <w:numFmt w:val="bullet"/>
+      <w:lvlText w:val=""/>
+      <w:lvlJc w:val="left"/>
+      <w:pPr>
+        <w:tabs>
+          <w:tab w:val="num" w:pos="4320"/>
+        </w:tabs>
+        <w:ind w:left="4320" w:hanging="360"/>
+      </w:pPr>
+      <w:rPr>
+        <w:rFonts w:ascii="Wingdings" w:hAnsi="Wingdings" w:hint="default"/>
+        <w:sz w:val="20"/>
+      </w:rPr>
+    </w:lvl>
+    <w:lvl w:ilvl="6" w:tentative="1">
+      <w:start w:val="1"/>
+      <w:numFmt w:val="bullet"/>
+      <w:lvlText w:val=""/>
+      <w:lvlJc w:val="left"/>
+      <w:pPr>
+        <w:tabs>
+          <w:tab w:val="num" w:pos="5040"/>
+        </w:tabs>
+        <w:ind w:left="5040" w:hanging="360"/>
+      </w:pPr>
+      <w:rPr>
+        <w:rFonts w:ascii="Wingdings" w:hAnsi="Wingdings" w:hint="default"/>
+        <w:sz w:val="20"/>
+      </w:rPr>
+    </w:lvl>
+    <w:lvl w:ilvl="7" w:tentative="1">
+      <w:start w:val="1"/>
+      <w:numFmt w:val="bullet"/>
+      <w:lvlText w:val=""/>
+      <w:lvlJc w:val="left"/>
+      <w:pPr>
+        <w:tabs>
+          <w:tab w:val="num" w:pos="5760"/>
+        </w:tabs>
+        <w:ind w:left="5760" w:hanging="360"/>
+      </w:pPr>
+      <w:rPr>
+        <w:rFonts w:ascii="Wingdings" w:hAnsi="Wingdings" w:hint="default"/>
+        <w:sz w:val="20"/>
+      </w:rPr>
+    </w:lvl>
+    <w:lvl w:ilvl="8" w:tentative="1">
+      <w:start w:val="1"/>
+      <w:numFmt w:val="bullet"/>
+      <w:lvlText w:val=""/>
+      <w:lvlJc w:val="left"/>
+      <w:pPr>
+        <w:tabs>
+          <w:tab w:val="num" w:pos="6480"/>
+        </w:tabs>
+        <w:ind w:left="6480" w:hanging="360"/>
+      </w:pPr>
+      <w:rPr>
+        <w:rFonts w:ascii="Wingdings" w:hAnsi="Wingdings" w:hint="default"/>
+        <w:sz w:val="20"/>
+      </w:rPr>
+    </w:lvl>
+  </w:abstractNum>
+  <w:abstractNum w:abstractNumId="2" w15:restartNumberingAfterBreak="0">
     <w:nsid w:val="09D72ADA"/>
     <w:multiLevelType w:val="multilevel"/>
     <w:tmpl w:val="702A5592"/>
@@ -787,7 +2407,7 @@
       </w:rPr>
     </w:lvl>
   </w:abstractNum>
-  <w:abstractNum w:abstractNumId="1" w15:restartNumberingAfterBreak="0">
+  <w:abstractNum w:abstractNumId="3" w15:restartNumberingAfterBreak="0">
     <w:nsid w:val="0B7829AA"/>
     <w:multiLevelType w:val="multilevel"/>
     <w:tmpl w:val="25547892"/>
@@ -900,7 +2520,7 @@
       </w:pPr>
     </w:lvl>
   </w:abstractNum>
-  <w:abstractNum w:abstractNumId="2" w15:restartNumberingAfterBreak="0">
+  <w:abstractNum w:abstractNumId="4" w15:restartNumberingAfterBreak="0">
     <w:nsid w:val="16AC0645"/>
     <w:multiLevelType w:val="multilevel"/>
     <w:tmpl w:val="47FE3556"/>
@@ -1049,7 +2669,7 @@
       </w:rPr>
     </w:lvl>
   </w:abstractNum>
-  <w:abstractNum w:abstractNumId="3" w15:restartNumberingAfterBreak="0">
+  <w:abstractNum w:abstractNumId="5" w15:restartNumberingAfterBreak="0">
     <w:nsid w:val="20A800CA"/>
     <w:multiLevelType w:val="multilevel"/>
     <w:tmpl w:val="D450B434"/>
@@ -1198,7 +2818,156 @@
       </w:rPr>
     </w:lvl>
   </w:abstractNum>
-  <w:abstractNum w:abstractNumId="4" w15:restartNumberingAfterBreak="0">
+  <w:abstractNum w:abstractNumId="6" w15:restartNumberingAfterBreak="0">
+    <w:nsid w:val="251A20E4"/>
+    <w:multiLevelType w:val="multilevel"/>
+    <w:tmpl w:val="F538F5E2"/>
+    <w:lvl w:ilvl="0">
+      <w:start w:val="1"/>
+      <w:numFmt w:val="bullet"/>
+      <w:lvlText w:val=""/>
+      <w:lvlJc w:val="left"/>
+      <w:pPr>
+        <w:tabs>
+          <w:tab w:val="num" w:pos="720"/>
+        </w:tabs>
+        <w:ind w:left="720" w:hanging="360"/>
+      </w:pPr>
+      <w:rPr>
+        <w:rFonts w:ascii="Symbol" w:hAnsi="Symbol" w:hint="default"/>
+        <w:sz w:val="20"/>
+      </w:rPr>
+    </w:lvl>
+    <w:lvl w:ilvl="1" w:tentative="1">
+      <w:start w:val="1"/>
+      <w:numFmt w:val="bullet"/>
+      <w:lvlText w:val="o"/>
+      <w:lvlJc w:val="left"/>
+      <w:pPr>
+        <w:tabs>
+          <w:tab w:val="num" w:pos="1440"/>
+        </w:tabs>
+        <w:ind w:left="1440" w:hanging="360"/>
+      </w:pPr>
+      <w:rPr>
+        <w:rFonts w:ascii="Courier New" w:hAnsi="Courier New" w:hint="default"/>
+        <w:sz w:val="20"/>
+      </w:rPr>
+    </w:lvl>
+    <w:lvl w:ilvl="2" w:tentative="1">
+      <w:start w:val="1"/>
+      <w:numFmt w:val="bullet"/>
+      <w:lvlText w:val=""/>
+      <w:lvlJc w:val="left"/>
+      <w:pPr>
+        <w:tabs>
+          <w:tab w:val="num" w:pos="2160"/>
+        </w:tabs>
+        <w:ind w:left="2160" w:hanging="360"/>
+      </w:pPr>
+      <w:rPr>
+        <w:rFonts w:ascii="Wingdings" w:hAnsi="Wingdings" w:hint="default"/>
+        <w:sz w:val="20"/>
+      </w:rPr>
+    </w:lvl>
+    <w:lvl w:ilvl="3" w:tentative="1">
+      <w:start w:val="1"/>
+      <w:numFmt w:val="bullet"/>
+      <w:lvlText w:val=""/>
+      <w:lvlJc w:val="left"/>
+      <w:pPr>
+        <w:tabs>
+          <w:tab w:val="num" w:pos="2880"/>
+        </w:tabs>
+        <w:ind w:left="2880" w:hanging="360"/>
+      </w:pPr>
+      <w:rPr>
+        <w:rFonts w:ascii="Wingdings" w:hAnsi="Wingdings" w:hint="default"/>
+        <w:sz w:val="20"/>
+      </w:rPr>
+    </w:lvl>
+    <w:lvl w:ilvl="4" w:tentative="1">
+      <w:start w:val="1"/>
+      <w:numFmt w:val="bullet"/>
+      <w:lvlText w:val=""/>
+      <w:lvlJc w:val="left"/>
+      <w:pPr>
+        <w:tabs>
+          <w:tab w:val="num" w:pos="3600"/>
+        </w:tabs>
+        <w:ind w:left="3600" w:hanging="360"/>
+      </w:pPr>
+      <w:rPr>
+        <w:rFonts w:ascii="Wingdings" w:hAnsi="Wingdings" w:hint="default"/>
+        <w:sz w:val="20"/>
+      </w:rPr>
+    </w:lvl>
+    <w:lvl w:ilvl="5" w:tentative="1">
+      <w:start w:val="1"/>
+      <w:numFmt w:val="bullet"/>
+      <w:lvlText w:val=""/>
+      <w:lvlJc w:val="left"/>
+      <w:pPr>
+        <w:tabs>
+          <w:tab w:val="num" w:pos="4320"/>
+        </w:tabs>
+        <w:ind w:left="4320" w:hanging="360"/>
+      </w:pPr>
+      <w:rPr>
+        <w:rFonts w:ascii="Wingdings" w:hAnsi="Wingdings" w:hint="default"/>
+        <w:sz w:val="20"/>
+      </w:rPr>
+    </w:lvl>
+    <w:lvl w:ilvl="6" w:tentative="1">
+      <w:start w:val="1"/>
+      <w:numFmt w:val="bullet"/>
+      <w:lvlText w:val=""/>
+      <w:lvlJc w:val="left"/>
+      <w:pPr>
+        <w:tabs>
+          <w:tab w:val="num" w:pos="5040"/>
+        </w:tabs>
+        <w:ind w:left="5040" w:hanging="360"/>
+      </w:pPr>
+      <w:rPr>
+        <w:rFonts w:ascii="Wingdings" w:hAnsi="Wingdings" w:hint="default"/>
+        <w:sz w:val="20"/>
+      </w:rPr>
+    </w:lvl>
+    <w:lvl w:ilvl="7" w:tentative="1">
+      <w:start w:val="1"/>
+      <w:numFmt w:val="bullet"/>
+      <w:lvlText w:val=""/>
+      <w:lvlJc w:val="left"/>
+      <w:pPr>
+        <w:tabs>
+          <w:tab w:val="num" w:pos="5760"/>
+        </w:tabs>
+        <w:ind w:left="5760" w:hanging="360"/>
+      </w:pPr>
+      <w:rPr>
+        <w:rFonts w:ascii="Wingdings" w:hAnsi="Wingdings" w:hint="default"/>
+        <w:sz w:val="20"/>
+      </w:rPr>
+    </w:lvl>
+    <w:lvl w:ilvl="8" w:tentative="1">
+      <w:start w:val="1"/>
+      <w:numFmt w:val="bullet"/>
+      <w:lvlText w:val=""/>
+      <w:lvlJc w:val="left"/>
+      <w:pPr>
+        <w:tabs>
+          <w:tab w:val="num" w:pos="6480"/>
+        </w:tabs>
+        <w:ind w:left="6480" w:hanging="360"/>
+      </w:pPr>
+      <w:rPr>
+        <w:rFonts w:ascii="Wingdings" w:hAnsi="Wingdings" w:hint="default"/>
+        <w:sz w:val="20"/>
+      </w:rPr>
+    </w:lvl>
+  </w:abstractNum>
+  <w:abstractNum w:abstractNumId="7" w15:restartNumberingAfterBreak="0">
     <w:nsid w:val="274E2769"/>
     <w:multiLevelType w:val="multilevel"/>
     <w:tmpl w:val="51B62350"/>
@@ -1347,7 +3116,454 @@
       </w:rPr>
     </w:lvl>
   </w:abstractNum>
-  <w:abstractNum w:abstractNumId="5" w15:restartNumberingAfterBreak="0">
+  <w:abstractNum w:abstractNumId="8" w15:restartNumberingAfterBreak="0">
+    <w:nsid w:val="2B9E1639"/>
+    <w:multiLevelType w:val="multilevel"/>
+    <w:tmpl w:val="7102F844"/>
+    <w:lvl w:ilvl="0">
+      <w:start w:val="1"/>
+      <w:numFmt w:val="bullet"/>
+      <w:lvlText w:val=""/>
+      <w:lvlJc w:val="left"/>
+      <w:pPr>
+        <w:tabs>
+          <w:tab w:val="num" w:pos="720"/>
+        </w:tabs>
+        <w:ind w:left="720" w:hanging="360"/>
+      </w:pPr>
+      <w:rPr>
+        <w:rFonts w:ascii="Symbol" w:hAnsi="Symbol" w:hint="default"/>
+        <w:sz w:val="20"/>
+      </w:rPr>
+    </w:lvl>
+    <w:lvl w:ilvl="1" w:tentative="1">
+      <w:start w:val="1"/>
+      <w:numFmt w:val="bullet"/>
+      <w:lvlText w:val="o"/>
+      <w:lvlJc w:val="left"/>
+      <w:pPr>
+        <w:tabs>
+          <w:tab w:val="num" w:pos="1440"/>
+        </w:tabs>
+        <w:ind w:left="1440" w:hanging="360"/>
+      </w:pPr>
+      <w:rPr>
+        <w:rFonts w:ascii="Courier New" w:hAnsi="Courier New" w:hint="default"/>
+        <w:sz w:val="20"/>
+      </w:rPr>
+    </w:lvl>
+    <w:lvl w:ilvl="2" w:tentative="1">
+      <w:start w:val="1"/>
+      <w:numFmt w:val="bullet"/>
+      <w:lvlText w:val=""/>
+      <w:lvlJc w:val="left"/>
+      <w:pPr>
+        <w:tabs>
+          <w:tab w:val="num" w:pos="2160"/>
+        </w:tabs>
+        <w:ind w:left="2160" w:hanging="360"/>
+      </w:pPr>
+      <w:rPr>
+        <w:rFonts w:ascii="Wingdings" w:hAnsi="Wingdings" w:hint="default"/>
+        <w:sz w:val="20"/>
+      </w:rPr>
+    </w:lvl>
+    <w:lvl w:ilvl="3" w:tentative="1">
+      <w:start w:val="1"/>
+      <w:numFmt w:val="bullet"/>
+      <w:lvlText w:val=""/>
+      <w:lvlJc w:val="left"/>
+      <w:pPr>
+        <w:tabs>
+          <w:tab w:val="num" w:pos="2880"/>
+        </w:tabs>
+        <w:ind w:left="2880" w:hanging="360"/>
+      </w:pPr>
+      <w:rPr>
+        <w:rFonts w:ascii="Wingdings" w:hAnsi="Wingdings" w:hint="default"/>
+        <w:sz w:val="20"/>
+      </w:rPr>
+    </w:lvl>
+    <w:lvl w:ilvl="4" w:tentative="1">
+      <w:start w:val="1"/>
+      <w:numFmt w:val="bullet"/>
+      <w:lvlText w:val=""/>
+      <w:lvlJc w:val="left"/>
+      <w:pPr>
+        <w:tabs>
+          <w:tab w:val="num" w:pos="3600"/>
+        </w:tabs>
+        <w:ind w:left="3600" w:hanging="360"/>
+      </w:pPr>
+      <w:rPr>
+        <w:rFonts w:ascii="Wingdings" w:hAnsi="Wingdings" w:hint="default"/>
+        <w:sz w:val="20"/>
+      </w:rPr>
+    </w:lvl>
+    <w:lvl w:ilvl="5" w:tentative="1">
+      <w:start w:val="1"/>
+      <w:numFmt w:val="bullet"/>
+      <w:lvlText w:val=""/>
+      <w:lvlJc w:val="left"/>
+      <w:pPr>
+        <w:tabs>
+          <w:tab w:val="num" w:pos="4320"/>
+        </w:tabs>
+        <w:ind w:left="4320" w:hanging="360"/>
+      </w:pPr>
+      <w:rPr>
+        <w:rFonts w:ascii="Wingdings" w:hAnsi="Wingdings" w:hint="default"/>
+        <w:sz w:val="20"/>
+      </w:rPr>
+    </w:lvl>
+    <w:lvl w:ilvl="6" w:tentative="1">
+      <w:start w:val="1"/>
+      <w:numFmt w:val="bullet"/>
+      <w:lvlText w:val=""/>
+      <w:lvlJc w:val="left"/>
+      <w:pPr>
+        <w:tabs>
+          <w:tab w:val="num" w:pos="5040"/>
+        </w:tabs>
+        <w:ind w:left="5040" w:hanging="360"/>
+      </w:pPr>
+      <w:rPr>
+        <w:rFonts w:ascii="Wingdings" w:hAnsi="Wingdings" w:hint="default"/>
+        <w:sz w:val="20"/>
+      </w:rPr>
+    </w:lvl>
+    <w:lvl w:ilvl="7" w:tentative="1">
+      <w:start w:val="1"/>
+      <w:numFmt w:val="bullet"/>
+      <w:lvlText w:val=""/>
+      <w:lvlJc w:val="left"/>
+      <w:pPr>
+        <w:tabs>
+          <w:tab w:val="num" w:pos="5760"/>
+        </w:tabs>
+        <w:ind w:left="5760" w:hanging="360"/>
+      </w:pPr>
+      <w:rPr>
+        <w:rFonts w:ascii="Wingdings" w:hAnsi="Wingdings" w:hint="default"/>
+        <w:sz w:val="20"/>
+      </w:rPr>
+    </w:lvl>
+    <w:lvl w:ilvl="8" w:tentative="1">
+      <w:start w:val="1"/>
+      <w:numFmt w:val="bullet"/>
+      <w:lvlText w:val=""/>
+      <w:lvlJc w:val="left"/>
+      <w:pPr>
+        <w:tabs>
+          <w:tab w:val="num" w:pos="6480"/>
+        </w:tabs>
+        <w:ind w:left="6480" w:hanging="360"/>
+      </w:pPr>
+      <w:rPr>
+        <w:rFonts w:ascii="Wingdings" w:hAnsi="Wingdings" w:hint="default"/>
+        <w:sz w:val="20"/>
+      </w:rPr>
+    </w:lvl>
+  </w:abstractNum>
+  <w:abstractNum w:abstractNumId="9" w15:restartNumberingAfterBreak="0">
+    <w:nsid w:val="357A5710"/>
+    <w:multiLevelType w:val="multilevel"/>
+    <w:tmpl w:val="B1F8299A"/>
+    <w:lvl w:ilvl="0">
+      <w:start w:val="1"/>
+      <w:numFmt w:val="bullet"/>
+      <w:lvlText w:val=""/>
+      <w:lvlJc w:val="left"/>
+      <w:pPr>
+        <w:tabs>
+          <w:tab w:val="num" w:pos="720"/>
+        </w:tabs>
+        <w:ind w:left="720" w:hanging="360"/>
+      </w:pPr>
+      <w:rPr>
+        <w:rFonts w:ascii="Symbol" w:hAnsi="Symbol" w:hint="default"/>
+        <w:sz w:val="20"/>
+      </w:rPr>
+    </w:lvl>
+    <w:lvl w:ilvl="1" w:tentative="1">
+      <w:start w:val="1"/>
+      <w:numFmt w:val="bullet"/>
+      <w:lvlText w:val="o"/>
+      <w:lvlJc w:val="left"/>
+      <w:pPr>
+        <w:tabs>
+          <w:tab w:val="num" w:pos="1440"/>
+        </w:tabs>
+        <w:ind w:left="1440" w:hanging="360"/>
+      </w:pPr>
+      <w:rPr>
+        <w:rFonts w:ascii="Courier New" w:hAnsi="Courier New" w:hint="default"/>
+        <w:sz w:val="20"/>
+      </w:rPr>
+    </w:lvl>
+    <w:lvl w:ilvl="2" w:tentative="1">
+      <w:start w:val="1"/>
+      <w:numFmt w:val="bullet"/>
+      <w:lvlText w:val=""/>
+      <w:lvlJc w:val="left"/>
+      <w:pPr>
+        <w:tabs>
+          <w:tab w:val="num" w:pos="2160"/>
+        </w:tabs>
+        <w:ind w:left="2160" w:hanging="360"/>
+      </w:pPr>
+      <w:rPr>
+        <w:rFonts w:ascii="Wingdings" w:hAnsi="Wingdings" w:hint="default"/>
+        <w:sz w:val="20"/>
+      </w:rPr>
+    </w:lvl>
+    <w:lvl w:ilvl="3" w:tentative="1">
+      <w:start w:val="1"/>
+      <w:numFmt w:val="bullet"/>
+      <w:lvlText w:val=""/>
+      <w:lvlJc w:val="left"/>
+      <w:pPr>
+        <w:tabs>
+          <w:tab w:val="num" w:pos="2880"/>
+        </w:tabs>
+        <w:ind w:left="2880" w:hanging="360"/>
+      </w:pPr>
+      <w:rPr>
+        <w:rFonts w:ascii="Wingdings" w:hAnsi="Wingdings" w:hint="default"/>
+        <w:sz w:val="20"/>
+      </w:rPr>
+    </w:lvl>
+    <w:lvl w:ilvl="4" w:tentative="1">
+      <w:start w:val="1"/>
+      <w:numFmt w:val="bullet"/>
+      <w:lvlText w:val=""/>
+      <w:lvlJc w:val="left"/>
+      <w:pPr>
+        <w:tabs>
+          <w:tab w:val="num" w:pos="3600"/>
+        </w:tabs>
+        <w:ind w:left="3600" w:hanging="360"/>
+      </w:pPr>
+      <w:rPr>
+        <w:rFonts w:ascii="Wingdings" w:hAnsi="Wingdings" w:hint="default"/>
+        <w:sz w:val="20"/>
+      </w:rPr>
+    </w:lvl>
+    <w:lvl w:ilvl="5" w:tentative="1">
+      <w:start w:val="1"/>
+      <w:numFmt w:val="bullet"/>
+      <w:lvlText w:val=""/>
+      <w:lvlJc w:val="left"/>
+      <w:pPr>
+        <w:tabs>
+          <w:tab w:val="num" w:pos="4320"/>
+        </w:tabs>
+        <w:ind w:left="4320" w:hanging="360"/>
+      </w:pPr>
+      <w:rPr>
+        <w:rFonts w:ascii="Wingdings" w:hAnsi="Wingdings" w:hint="default"/>
+        <w:sz w:val="20"/>
+      </w:rPr>
+    </w:lvl>
+    <w:lvl w:ilvl="6" w:tentative="1">
+      <w:start w:val="1"/>
+      <w:numFmt w:val="bullet"/>
+      <w:lvlText w:val=""/>
+      <w:lvlJc w:val="left"/>
+      <w:pPr>
+        <w:tabs>
+          <w:tab w:val="num" w:pos="5040"/>
+        </w:tabs>
+        <w:ind w:left="5040" w:hanging="360"/>
+      </w:pPr>
+      <w:rPr>
+        <w:rFonts w:ascii="Wingdings" w:hAnsi="Wingdings" w:hint="default"/>
+        <w:sz w:val="20"/>
+      </w:rPr>
+    </w:lvl>
+    <w:lvl w:ilvl="7" w:tentative="1">
+      <w:start w:val="1"/>
+      <w:numFmt w:val="bullet"/>
+      <w:lvlText w:val=""/>
+      <w:lvlJc w:val="left"/>
+      <w:pPr>
+        <w:tabs>
+          <w:tab w:val="num" w:pos="5760"/>
+        </w:tabs>
+        <w:ind w:left="5760" w:hanging="360"/>
+      </w:pPr>
+      <w:rPr>
+        <w:rFonts w:ascii="Wingdings" w:hAnsi="Wingdings" w:hint="default"/>
+        <w:sz w:val="20"/>
+      </w:rPr>
+    </w:lvl>
+    <w:lvl w:ilvl="8" w:tentative="1">
+      <w:start w:val="1"/>
+      <w:numFmt w:val="bullet"/>
+      <w:lvlText w:val=""/>
+      <w:lvlJc w:val="left"/>
+      <w:pPr>
+        <w:tabs>
+          <w:tab w:val="num" w:pos="6480"/>
+        </w:tabs>
+        <w:ind w:left="6480" w:hanging="360"/>
+      </w:pPr>
+      <w:rPr>
+        <w:rFonts w:ascii="Wingdings" w:hAnsi="Wingdings" w:hint="default"/>
+        <w:sz w:val="20"/>
+      </w:rPr>
+    </w:lvl>
+  </w:abstractNum>
+  <w:abstractNum w:abstractNumId="10" w15:restartNumberingAfterBreak="0">
+    <w:nsid w:val="36981FEC"/>
+    <w:multiLevelType w:val="multilevel"/>
+    <w:tmpl w:val="A51A872C"/>
+    <w:lvl w:ilvl="0">
+      <w:start w:val="1"/>
+      <w:numFmt w:val="bullet"/>
+      <w:lvlText w:val=""/>
+      <w:lvlJc w:val="left"/>
+      <w:pPr>
+        <w:tabs>
+          <w:tab w:val="num" w:pos="720"/>
+        </w:tabs>
+        <w:ind w:left="720" w:hanging="360"/>
+      </w:pPr>
+      <w:rPr>
+        <w:rFonts w:ascii="Symbol" w:hAnsi="Symbol" w:hint="default"/>
+        <w:sz w:val="20"/>
+      </w:rPr>
+    </w:lvl>
+    <w:lvl w:ilvl="1" w:tentative="1">
+      <w:start w:val="1"/>
+      <w:numFmt w:val="bullet"/>
+      <w:lvlText w:val="o"/>
+      <w:lvlJc w:val="left"/>
+      <w:pPr>
+        <w:tabs>
+          <w:tab w:val="num" w:pos="1440"/>
+        </w:tabs>
+        <w:ind w:left="1440" w:hanging="360"/>
+      </w:pPr>
+      <w:rPr>
+        <w:rFonts w:ascii="Courier New" w:hAnsi="Courier New" w:hint="default"/>
+        <w:sz w:val="20"/>
+      </w:rPr>
+    </w:lvl>
+    <w:lvl w:ilvl="2" w:tentative="1">
+      <w:start w:val="1"/>
+      <w:numFmt w:val="bullet"/>
+      <w:lvlText w:val=""/>
+      <w:lvlJc w:val="left"/>
+      <w:pPr>
+        <w:tabs>
+          <w:tab w:val="num" w:pos="2160"/>
+        </w:tabs>
+        <w:ind w:left="2160" w:hanging="360"/>
+      </w:pPr>
+      <w:rPr>
+        <w:rFonts w:ascii="Wingdings" w:hAnsi="Wingdings" w:hint="default"/>
+        <w:sz w:val="20"/>
+      </w:rPr>
+    </w:lvl>
+    <w:lvl w:ilvl="3" w:tentative="1">
+      <w:start w:val="1"/>
+      <w:numFmt w:val="bullet"/>
+      <w:lvlText w:val=""/>
+      <w:lvlJc w:val="left"/>
+      <w:pPr>
+        <w:tabs>
+          <w:tab w:val="num" w:pos="2880"/>
+        </w:tabs>
+        <w:ind w:left="2880" w:hanging="360"/>
+      </w:pPr>
+      <w:rPr>
+        <w:rFonts w:ascii="Wingdings" w:hAnsi="Wingdings" w:hint="default"/>
+        <w:sz w:val="20"/>
+      </w:rPr>
+    </w:lvl>
+    <w:lvl w:ilvl="4" w:tentative="1">
+      <w:start w:val="1"/>
+      <w:numFmt w:val="bullet"/>
+      <w:lvlText w:val=""/>
+      <w:lvlJc w:val="left"/>
+      <w:pPr>
+        <w:tabs>
+          <w:tab w:val="num" w:pos="3600"/>
+        </w:tabs>
+        <w:ind w:left="3600" w:hanging="360"/>
+      </w:pPr>
+      <w:rPr>
+        <w:rFonts w:ascii="Wingdings" w:hAnsi="Wingdings" w:hint="default"/>
+        <w:sz w:val="20"/>
+      </w:rPr>
+    </w:lvl>
+    <w:lvl w:ilvl="5" w:tentative="1">
+      <w:start w:val="1"/>
+      <w:numFmt w:val="bullet"/>
+      <w:lvlText w:val=""/>
+      <w:lvlJc w:val="left"/>
+      <w:pPr>
+        <w:tabs>
+          <w:tab w:val="num" w:pos="4320"/>
+        </w:tabs>
+        <w:ind w:left="4320" w:hanging="360"/>
+      </w:pPr>
+      <w:rPr>
+        <w:rFonts w:ascii="Wingdings" w:hAnsi="Wingdings" w:hint="default"/>
+        <w:sz w:val="20"/>
+      </w:rPr>
+    </w:lvl>
+    <w:lvl w:ilvl="6" w:tentative="1">
+      <w:start w:val="1"/>
+      <w:numFmt w:val="bullet"/>
+      <w:lvlText w:val=""/>
+      <w:lvlJc w:val="left"/>
+      <w:pPr>
+        <w:tabs>
+          <w:tab w:val="num" w:pos="5040"/>
+        </w:tabs>
+        <w:ind w:left="5040" w:hanging="360"/>
+      </w:pPr>
+      <w:rPr>
+        <w:rFonts w:ascii="Wingdings" w:hAnsi="Wingdings" w:hint="default"/>
+        <w:sz w:val="20"/>
+      </w:rPr>
+    </w:lvl>
+    <w:lvl w:ilvl="7" w:tentative="1">
+      <w:start w:val="1"/>
+      <w:numFmt w:val="bullet"/>
+      <w:lvlText w:val=""/>
+      <w:lvlJc w:val="left"/>
+      <w:pPr>
+        <w:tabs>
+          <w:tab w:val="num" w:pos="5760"/>
+        </w:tabs>
+        <w:ind w:left="5760" w:hanging="360"/>
+      </w:pPr>
+      <w:rPr>
+        <w:rFonts w:ascii="Wingdings" w:hAnsi="Wingdings" w:hint="default"/>
+        <w:sz w:val="20"/>
+      </w:rPr>
+    </w:lvl>
+    <w:lvl w:ilvl="8" w:tentative="1">
+      <w:start w:val="1"/>
+      <w:numFmt w:val="bullet"/>
+      <w:lvlText w:val=""/>
+      <w:lvlJc w:val="left"/>
+      <w:pPr>
+        <w:tabs>
+          <w:tab w:val="num" w:pos="6480"/>
+        </w:tabs>
+        <w:ind w:left="6480" w:hanging="360"/>
+      </w:pPr>
+      <w:rPr>
+        <w:rFonts w:ascii="Wingdings" w:hAnsi="Wingdings" w:hint="default"/>
+        <w:sz w:val="20"/>
+      </w:rPr>
+    </w:lvl>
+  </w:abstractNum>
+  <w:abstractNum w:abstractNumId="11" w15:restartNumberingAfterBreak="0">
     <w:nsid w:val="38EA1609"/>
     <w:multiLevelType w:val="multilevel"/>
     <w:tmpl w:val="391E8B24"/>
@@ -1460,7 +3676,7 @@
       </w:pPr>
     </w:lvl>
   </w:abstractNum>
-  <w:abstractNum w:abstractNumId="6" w15:restartNumberingAfterBreak="0">
+  <w:abstractNum w:abstractNumId="12" w15:restartNumberingAfterBreak="0">
     <w:nsid w:val="432D4C49"/>
     <w:multiLevelType w:val="multilevel"/>
     <w:tmpl w:val="9C2E004A"/>
@@ -1609,7 +3825,7 @@
       </w:rPr>
     </w:lvl>
   </w:abstractNum>
-  <w:abstractNum w:abstractNumId="7" w15:restartNumberingAfterBreak="0">
+  <w:abstractNum w:abstractNumId="13" w15:restartNumberingAfterBreak="0">
     <w:nsid w:val="4837299B"/>
     <w:multiLevelType w:val="multilevel"/>
     <w:tmpl w:val="CFB4B154"/>
@@ -1722,7 +3938,7 @@
       </w:pPr>
     </w:lvl>
   </w:abstractNum>
-  <w:abstractNum w:abstractNumId="8" w15:restartNumberingAfterBreak="0">
+  <w:abstractNum w:abstractNumId="14" w15:restartNumberingAfterBreak="0">
     <w:nsid w:val="4C93692E"/>
     <w:multiLevelType w:val="multilevel"/>
     <w:tmpl w:val="8B2EF5CA"/>
@@ -1871,7 +4087,7 @@
       </w:rPr>
     </w:lvl>
   </w:abstractNum>
-  <w:abstractNum w:abstractNumId="9" w15:restartNumberingAfterBreak="0">
+  <w:abstractNum w:abstractNumId="15" w15:restartNumberingAfterBreak="0">
     <w:nsid w:val="51586A6B"/>
     <w:multiLevelType w:val="multilevel"/>
     <w:tmpl w:val="B010CA92"/>
@@ -2020,7 +4236,156 @@
       </w:rPr>
     </w:lvl>
   </w:abstractNum>
-  <w:abstractNum w:abstractNumId="10" w15:restartNumberingAfterBreak="0">
+  <w:abstractNum w:abstractNumId="16" w15:restartNumberingAfterBreak="0">
+    <w:nsid w:val="5A634304"/>
+    <w:multiLevelType w:val="multilevel"/>
+    <w:tmpl w:val="4B8A7F7A"/>
+    <w:lvl w:ilvl="0">
+      <w:start w:val="1"/>
+      <w:numFmt w:val="bullet"/>
+      <w:lvlText w:val=""/>
+      <w:lvlJc w:val="left"/>
+      <w:pPr>
+        <w:tabs>
+          <w:tab w:val="num" w:pos="720"/>
+        </w:tabs>
+        <w:ind w:left="720" w:hanging="360"/>
+      </w:pPr>
+      <w:rPr>
+        <w:rFonts w:ascii="Symbol" w:hAnsi="Symbol" w:hint="default"/>
+        <w:sz w:val="20"/>
+      </w:rPr>
+    </w:lvl>
+    <w:lvl w:ilvl="1" w:tentative="1">
+      <w:start w:val="1"/>
+      <w:numFmt w:val="bullet"/>
+      <w:lvlText w:val="o"/>
+      <w:lvlJc w:val="left"/>
+      <w:pPr>
+        <w:tabs>
+          <w:tab w:val="num" w:pos="1440"/>
+        </w:tabs>
+        <w:ind w:left="1440" w:hanging="360"/>
+      </w:pPr>
+      <w:rPr>
+        <w:rFonts w:ascii="Courier New" w:hAnsi="Courier New" w:hint="default"/>
+        <w:sz w:val="20"/>
+      </w:rPr>
+    </w:lvl>
+    <w:lvl w:ilvl="2" w:tentative="1">
+      <w:start w:val="1"/>
+      <w:numFmt w:val="bullet"/>
+      <w:lvlText w:val=""/>
+      <w:lvlJc w:val="left"/>
+      <w:pPr>
+        <w:tabs>
+          <w:tab w:val="num" w:pos="2160"/>
+        </w:tabs>
+        <w:ind w:left="2160" w:hanging="360"/>
+      </w:pPr>
+      <w:rPr>
+        <w:rFonts w:ascii="Wingdings" w:hAnsi="Wingdings" w:hint="default"/>
+        <w:sz w:val="20"/>
+      </w:rPr>
+    </w:lvl>
+    <w:lvl w:ilvl="3" w:tentative="1">
+      <w:start w:val="1"/>
+      <w:numFmt w:val="bullet"/>
+      <w:lvlText w:val=""/>
+      <w:lvlJc w:val="left"/>
+      <w:pPr>
+        <w:tabs>
+          <w:tab w:val="num" w:pos="2880"/>
+        </w:tabs>
+        <w:ind w:left="2880" w:hanging="360"/>
+      </w:pPr>
+      <w:rPr>
+        <w:rFonts w:ascii="Wingdings" w:hAnsi="Wingdings" w:hint="default"/>
+        <w:sz w:val="20"/>
+      </w:rPr>
+    </w:lvl>
+    <w:lvl w:ilvl="4" w:tentative="1">
+      <w:start w:val="1"/>
+      <w:numFmt w:val="bullet"/>
+      <w:lvlText w:val=""/>
+      <w:lvlJc w:val="left"/>
+      <w:pPr>
+        <w:tabs>
+          <w:tab w:val="num" w:pos="3600"/>
+        </w:tabs>
+        <w:ind w:left="3600" w:hanging="360"/>
+      </w:pPr>
+      <w:rPr>
+        <w:rFonts w:ascii="Wingdings" w:hAnsi="Wingdings" w:hint="default"/>
+        <w:sz w:val="20"/>
+      </w:rPr>
+    </w:lvl>
+    <w:lvl w:ilvl="5" w:tentative="1">
+      <w:start w:val="1"/>
+      <w:numFmt w:val="bullet"/>
+      <w:lvlText w:val=""/>
+      <w:lvlJc w:val="left"/>
+      <w:pPr>
+        <w:tabs>
+          <w:tab w:val="num" w:pos="4320"/>
+        </w:tabs>
+        <w:ind w:left="4320" w:hanging="360"/>
+      </w:pPr>
+      <w:rPr>
+        <w:rFonts w:ascii="Wingdings" w:hAnsi="Wingdings" w:hint="default"/>
+        <w:sz w:val="20"/>
+      </w:rPr>
+    </w:lvl>
+    <w:lvl w:ilvl="6" w:tentative="1">
+      <w:start w:val="1"/>
+      <w:numFmt w:val="bullet"/>
+      <w:lvlText w:val=""/>
+      <w:lvlJc w:val="left"/>
+      <w:pPr>
+        <w:tabs>
+          <w:tab w:val="num" w:pos="5040"/>
+        </w:tabs>
+        <w:ind w:left="5040" w:hanging="360"/>
+      </w:pPr>
+      <w:rPr>
+        <w:rFonts w:ascii="Wingdings" w:hAnsi="Wingdings" w:hint="default"/>
+        <w:sz w:val="20"/>
+      </w:rPr>
+    </w:lvl>
+    <w:lvl w:ilvl="7" w:tentative="1">
+      <w:start w:val="1"/>
+      <w:numFmt w:val="bullet"/>
+      <w:lvlText w:val=""/>
+      <w:lvlJc w:val="left"/>
+      <w:pPr>
+        <w:tabs>
+          <w:tab w:val="num" w:pos="5760"/>
+        </w:tabs>
+        <w:ind w:left="5760" w:hanging="360"/>
+      </w:pPr>
+      <w:rPr>
+        <w:rFonts w:ascii="Wingdings" w:hAnsi="Wingdings" w:hint="default"/>
+        <w:sz w:val="20"/>
+      </w:rPr>
+    </w:lvl>
+    <w:lvl w:ilvl="8" w:tentative="1">
+      <w:start w:val="1"/>
+      <w:numFmt w:val="bullet"/>
+      <w:lvlText w:val=""/>
+      <w:lvlJc w:val="left"/>
+      <w:pPr>
+        <w:tabs>
+          <w:tab w:val="num" w:pos="6480"/>
+        </w:tabs>
+        <w:ind w:left="6480" w:hanging="360"/>
+      </w:pPr>
+      <w:rPr>
+        <w:rFonts w:ascii="Wingdings" w:hAnsi="Wingdings" w:hint="default"/>
+        <w:sz w:val="20"/>
+      </w:rPr>
+    </w:lvl>
+  </w:abstractNum>
+  <w:abstractNum w:abstractNumId="17" w15:restartNumberingAfterBreak="0">
     <w:nsid w:val="5A652D99"/>
     <w:multiLevelType w:val="multilevel"/>
     <w:tmpl w:val="0E344A1A"/>
@@ -2169,7 +4534,7 @@
       </w:rPr>
     </w:lvl>
   </w:abstractNum>
-  <w:abstractNum w:abstractNumId="11" w15:restartNumberingAfterBreak="0">
+  <w:abstractNum w:abstractNumId="18" w15:restartNumberingAfterBreak="0">
     <w:nsid w:val="6161133C"/>
     <w:multiLevelType w:val="multilevel"/>
     <w:tmpl w:val="1812CFB0"/>
@@ -2282,7 +4647,7 @@
       </w:pPr>
     </w:lvl>
   </w:abstractNum>
-  <w:abstractNum w:abstractNumId="12" w15:restartNumberingAfterBreak="0">
+  <w:abstractNum w:abstractNumId="19" w15:restartNumberingAfterBreak="0">
     <w:nsid w:val="62CB56DF"/>
     <w:multiLevelType w:val="multilevel"/>
     <w:tmpl w:val="0512FAC2"/>
@@ -2431,7 +4796,156 @@
       </w:rPr>
     </w:lvl>
   </w:abstractNum>
-  <w:abstractNum w:abstractNumId="13" w15:restartNumberingAfterBreak="0">
+  <w:abstractNum w:abstractNumId="20" w15:restartNumberingAfterBreak="0">
+    <w:nsid w:val="633777C9"/>
+    <w:multiLevelType w:val="multilevel"/>
+    <w:tmpl w:val="322874C2"/>
+    <w:lvl w:ilvl="0">
+      <w:start w:val="1"/>
+      <w:numFmt w:val="bullet"/>
+      <w:lvlText w:val=""/>
+      <w:lvlJc w:val="left"/>
+      <w:pPr>
+        <w:tabs>
+          <w:tab w:val="num" w:pos="720"/>
+        </w:tabs>
+        <w:ind w:left="720" w:hanging="360"/>
+      </w:pPr>
+      <w:rPr>
+        <w:rFonts w:ascii="Symbol" w:hAnsi="Symbol" w:hint="default"/>
+        <w:sz w:val="20"/>
+      </w:rPr>
+    </w:lvl>
+    <w:lvl w:ilvl="1" w:tentative="1">
+      <w:start w:val="1"/>
+      <w:numFmt w:val="bullet"/>
+      <w:lvlText w:val="o"/>
+      <w:lvlJc w:val="left"/>
+      <w:pPr>
+        <w:tabs>
+          <w:tab w:val="num" w:pos="1440"/>
+        </w:tabs>
+        <w:ind w:left="1440" w:hanging="360"/>
+      </w:pPr>
+      <w:rPr>
+        <w:rFonts w:ascii="Courier New" w:hAnsi="Courier New" w:hint="default"/>
+        <w:sz w:val="20"/>
+      </w:rPr>
+    </w:lvl>
+    <w:lvl w:ilvl="2" w:tentative="1">
+      <w:start w:val="1"/>
+      <w:numFmt w:val="bullet"/>
+      <w:lvlText w:val=""/>
+      <w:lvlJc w:val="left"/>
+      <w:pPr>
+        <w:tabs>
+          <w:tab w:val="num" w:pos="2160"/>
+        </w:tabs>
+        <w:ind w:left="2160" w:hanging="360"/>
+      </w:pPr>
+      <w:rPr>
+        <w:rFonts w:ascii="Wingdings" w:hAnsi="Wingdings" w:hint="default"/>
+        <w:sz w:val="20"/>
+      </w:rPr>
+    </w:lvl>
+    <w:lvl w:ilvl="3" w:tentative="1">
+      <w:start w:val="1"/>
+      <w:numFmt w:val="bullet"/>
+      <w:lvlText w:val=""/>
+      <w:lvlJc w:val="left"/>
+      <w:pPr>
+        <w:tabs>
+          <w:tab w:val="num" w:pos="2880"/>
+        </w:tabs>
+        <w:ind w:left="2880" w:hanging="360"/>
+      </w:pPr>
+      <w:rPr>
+        <w:rFonts w:ascii="Wingdings" w:hAnsi="Wingdings" w:hint="default"/>
+        <w:sz w:val="20"/>
+      </w:rPr>
+    </w:lvl>
+    <w:lvl w:ilvl="4" w:tentative="1">
+      <w:start w:val="1"/>
+      <w:numFmt w:val="bullet"/>
+      <w:lvlText w:val=""/>
+      <w:lvlJc w:val="left"/>
+      <w:pPr>
+        <w:tabs>
+          <w:tab w:val="num" w:pos="3600"/>
+        </w:tabs>
+        <w:ind w:left="3600" w:hanging="360"/>
+      </w:pPr>
+      <w:rPr>
+        <w:rFonts w:ascii="Wingdings" w:hAnsi="Wingdings" w:hint="default"/>
+        <w:sz w:val="20"/>
+      </w:rPr>
+    </w:lvl>
+    <w:lvl w:ilvl="5" w:tentative="1">
+      <w:start w:val="1"/>
+      <w:numFmt w:val="bullet"/>
+      <w:lvlText w:val=""/>
+      <w:lvlJc w:val="left"/>
+      <w:pPr>
+        <w:tabs>
+          <w:tab w:val="num" w:pos="4320"/>
+        </w:tabs>
+        <w:ind w:left="4320" w:hanging="360"/>
+      </w:pPr>
+      <w:rPr>
+        <w:rFonts w:ascii="Wingdings" w:hAnsi="Wingdings" w:hint="default"/>
+        <w:sz w:val="20"/>
+      </w:rPr>
+    </w:lvl>
+    <w:lvl w:ilvl="6" w:tentative="1">
+      <w:start w:val="1"/>
+      <w:numFmt w:val="bullet"/>
+      <w:lvlText w:val=""/>
+      <w:lvlJc w:val="left"/>
+      <w:pPr>
+        <w:tabs>
+          <w:tab w:val="num" w:pos="5040"/>
+        </w:tabs>
+        <w:ind w:left="5040" w:hanging="360"/>
+      </w:pPr>
+      <w:rPr>
+        <w:rFonts w:ascii="Wingdings" w:hAnsi="Wingdings" w:hint="default"/>
+        <w:sz w:val="20"/>
+      </w:rPr>
+    </w:lvl>
+    <w:lvl w:ilvl="7" w:tentative="1">
+      <w:start w:val="1"/>
+      <w:numFmt w:val="bullet"/>
+      <w:lvlText w:val=""/>
+      <w:lvlJc w:val="left"/>
+      <w:pPr>
+        <w:tabs>
+          <w:tab w:val="num" w:pos="5760"/>
+        </w:tabs>
+        <w:ind w:left="5760" w:hanging="360"/>
+      </w:pPr>
+      <w:rPr>
+        <w:rFonts w:ascii="Wingdings" w:hAnsi="Wingdings" w:hint="default"/>
+        <w:sz w:val="20"/>
+      </w:rPr>
+    </w:lvl>
+    <w:lvl w:ilvl="8" w:tentative="1">
+      <w:start w:val="1"/>
+      <w:numFmt w:val="bullet"/>
+      <w:lvlText w:val=""/>
+      <w:lvlJc w:val="left"/>
+      <w:pPr>
+        <w:tabs>
+          <w:tab w:val="num" w:pos="6480"/>
+        </w:tabs>
+        <w:ind w:left="6480" w:hanging="360"/>
+      </w:pPr>
+      <w:rPr>
+        <w:rFonts w:ascii="Wingdings" w:hAnsi="Wingdings" w:hint="default"/>
+        <w:sz w:val="20"/>
+      </w:rPr>
+    </w:lvl>
+  </w:abstractNum>
+  <w:abstractNum w:abstractNumId="21" w15:restartNumberingAfterBreak="0">
     <w:nsid w:val="6405581D"/>
     <w:multiLevelType w:val="hybridMultilevel"/>
     <w:tmpl w:val="89062BE8"/>
@@ -2520,7 +5034,7 @@
       </w:pPr>
     </w:lvl>
   </w:abstractNum>
-  <w:abstractNum w:abstractNumId="14" w15:restartNumberingAfterBreak="0">
+  <w:abstractNum w:abstractNumId="22" w15:restartNumberingAfterBreak="0">
     <w:nsid w:val="688044CB"/>
     <w:multiLevelType w:val="multilevel"/>
     <w:tmpl w:val="A880D502"/>
@@ -2669,50 +5183,530 @@
       </w:rPr>
     </w:lvl>
   </w:abstractNum>
+  <w:abstractNum w:abstractNumId="23" w15:restartNumberingAfterBreak="0">
+    <w:nsid w:val="6C4D0EB6"/>
+    <w:multiLevelType w:val="multilevel"/>
+    <w:tmpl w:val="426EF740"/>
+    <w:lvl w:ilvl="0">
+      <w:start w:val="1"/>
+      <w:numFmt w:val="bullet"/>
+      <w:lvlText w:val=""/>
+      <w:lvlJc w:val="left"/>
+      <w:pPr>
+        <w:tabs>
+          <w:tab w:val="num" w:pos="720"/>
+        </w:tabs>
+        <w:ind w:left="720" w:hanging="360"/>
+      </w:pPr>
+      <w:rPr>
+        <w:rFonts w:ascii="Symbol" w:hAnsi="Symbol" w:hint="default"/>
+        <w:sz w:val="20"/>
+      </w:rPr>
+    </w:lvl>
+    <w:lvl w:ilvl="1" w:tentative="1">
+      <w:start w:val="1"/>
+      <w:numFmt w:val="bullet"/>
+      <w:lvlText w:val="o"/>
+      <w:lvlJc w:val="left"/>
+      <w:pPr>
+        <w:tabs>
+          <w:tab w:val="num" w:pos="1440"/>
+        </w:tabs>
+        <w:ind w:left="1440" w:hanging="360"/>
+      </w:pPr>
+      <w:rPr>
+        <w:rFonts w:ascii="Courier New" w:hAnsi="Courier New" w:hint="default"/>
+        <w:sz w:val="20"/>
+      </w:rPr>
+    </w:lvl>
+    <w:lvl w:ilvl="2" w:tentative="1">
+      <w:start w:val="1"/>
+      <w:numFmt w:val="bullet"/>
+      <w:lvlText w:val=""/>
+      <w:lvlJc w:val="left"/>
+      <w:pPr>
+        <w:tabs>
+          <w:tab w:val="num" w:pos="2160"/>
+        </w:tabs>
+        <w:ind w:left="2160" w:hanging="360"/>
+      </w:pPr>
+      <w:rPr>
+        <w:rFonts w:ascii="Wingdings" w:hAnsi="Wingdings" w:hint="default"/>
+        <w:sz w:val="20"/>
+      </w:rPr>
+    </w:lvl>
+    <w:lvl w:ilvl="3" w:tentative="1">
+      <w:start w:val="1"/>
+      <w:numFmt w:val="bullet"/>
+      <w:lvlText w:val=""/>
+      <w:lvlJc w:val="left"/>
+      <w:pPr>
+        <w:tabs>
+          <w:tab w:val="num" w:pos="2880"/>
+        </w:tabs>
+        <w:ind w:left="2880" w:hanging="360"/>
+      </w:pPr>
+      <w:rPr>
+        <w:rFonts w:ascii="Wingdings" w:hAnsi="Wingdings" w:hint="default"/>
+        <w:sz w:val="20"/>
+      </w:rPr>
+    </w:lvl>
+    <w:lvl w:ilvl="4" w:tentative="1">
+      <w:start w:val="1"/>
+      <w:numFmt w:val="bullet"/>
+      <w:lvlText w:val=""/>
+      <w:lvlJc w:val="left"/>
+      <w:pPr>
+        <w:tabs>
+          <w:tab w:val="num" w:pos="3600"/>
+        </w:tabs>
+        <w:ind w:left="3600" w:hanging="360"/>
+      </w:pPr>
+      <w:rPr>
+        <w:rFonts w:ascii="Wingdings" w:hAnsi="Wingdings" w:hint="default"/>
+        <w:sz w:val="20"/>
+      </w:rPr>
+    </w:lvl>
+    <w:lvl w:ilvl="5" w:tentative="1">
+      <w:start w:val="1"/>
+      <w:numFmt w:val="bullet"/>
+      <w:lvlText w:val=""/>
+      <w:lvlJc w:val="left"/>
+      <w:pPr>
+        <w:tabs>
+          <w:tab w:val="num" w:pos="4320"/>
+        </w:tabs>
+        <w:ind w:left="4320" w:hanging="360"/>
+      </w:pPr>
+      <w:rPr>
+        <w:rFonts w:ascii="Wingdings" w:hAnsi="Wingdings" w:hint="default"/>
+        <w:sz w:val="20"/>
+      </w:rPr>
+    </w:lvl>
+    <w:lvl w:ilvl="6" w:tentative="1">
+      <w:start w:val="1"/>
+      <w:numFmt w:val="bullet"/>
+      <w:lvlText w:val=""/>
+      <w:lvlJc w:val="left"/>
+      <w:pPr>
+        <w:tabs>
+          <w:tab w:val="num" w:pos="5040"/>
+        </w:tabs>
+        <w:ind w:left="5040" w:hanging="360"/>
+      </w:pPr>
+      <w:rPr>
+        <w:rFonts w:ascii="Wingdings" w:hAnsi="Wingdings" w:hint="default"/>
+        <w:sz w:val="20"/>
+      </w:rPr>
+    </w:lvl>
+    <w:lvl w:ilvl="7" w:tentative="1">
+      <w:start w:val="1"/>
+      <w:numFmt w:val="bullet"/>
+      <w:lvlText w:val=""/>
+      <w:lvlJc w:val="left"/>
+      <w:pPr>
+        <w:tabs>
+          <w:tab w:val="num" w:pos="5760"/>
+        </w:tabs>
+        <w:ind w:left="5760" w:hanging="360"/>
+      </w:pPr>
+      <w:rPr>
+        <w:rFonts w:ascii="Wingdings" w:hAnsi="Wingdings" w:hint="default"/>
+        <w:sz w:val="20"/>
+      </w:rPr>
+    </w:lvl>
+    <w:lvl w:ilvl="8" w:tentative="1">
+      <w:start w:val="1"/>
+      <w:numFmt w:val="bullet"/>
+      <w:lvlText w:val=""/>
+      <w:lvlJc w:val="left"/>
+      <w:pPr>
+        <w:tabs>
+          <w:tab w:val="num" w:pos="6480"/>
+        </w:tabs>
+        <w:ind w:left="6480" w:hanging="360"/>
+      </w:pPr>
+      <w:rPr>
+        <w:rFonts w:ascii="Wingdings" w:hAnsi="Wingdings" w:hint="default"/>
+        <w:sz w:val="20"/>
+      </w:rPr>
+    </w:lvl>
+  </w:abstractNum>
+  <w:abstractNum w:abstractNumId="24" w15:restartNumberingAfterBreak="0">
+    <w:nsid w:val="72AC7D6F"/>
+    <w:multiLevelType w:val="multilevel"/>
+    <w:tmpl w:val="CE90E998"/>
+    <w:lvl w:ilvl="0">
+      <w:start w:val="1"/>
+      <w:numFmt w:val="bullet"/>
+      <w:lvlText w:val=""/>
+      <w:lvlJc w:val="left"/>
+      <w:pPr>
+        <w:tabs>
+          <w:tab w:val="num" w:pos="720"/>
+        </w:tabs>
+        <w:ind w:left="720" w:hanging="360"/>
+      </w:pPr>
+      <w:rPr>
+        <w:rFonts w:ascii="Symbol" w:hAnsi="Symbol" w:hint="default"/>
+        <w:sz w:val="20"/>
+      </w:rPr>
+    </w:lvl>
+    <w:lvl w:ilvl="1" w:tentative="1">
+      <w:start w:val="1"/>
+      <w:numFmt w:val="bullet"/>
+      <w:lvlText w:val="o"/>
+      <w:lvlJc w:val="left"/>
+      <w:pPr>
+        <w:tabs>
+          <w:tab w:val="num" w:pos="1440"/>
+        </w:tabs>
+        <w:ind w:left="1440" w:hanging="360"/>
+      </w:pPr>
+      <w:rPr>
+        <w:rFonts w:ascii="Courier New" w:hAnsi="Courier New" w:hint="default"/>
+        <w:sz w:val="20"/>
+      </w:rPr>
+    </w:lvl>
+    <w:lvl w:ilvl="2" w:tentative="1">
+      <w:start w:val="1"/>
+      <w:numFmt w:val="bullet"/>
+      <w:lvlText w:val=""/>
+      <w:lvlJc w:val="left"/>
+      <w:pPr>
+        <w:tabs>
+          <w:tab w:val="num" w:pos="2160"/>
+        </w:tabs>
+        <w:ind w:left="2160" w:hanging="360"/>
+      </w:pPr>
+      <w:rPr>
+        <w:rFonts w:ascii="Wingdings" w:hAnsi="Wingdings" w:hint="default"/>
+        <w:sz w:val="20"/>
+      </w:rPr>
+    </w:lvl>
+    <w:lvl w:ilvl="3" w:tentative="1">
+      <w:start w:val="1"/>
+      <w:numFmt w:val="bullet"/>
+      <w:lvlText w:val=""/>
+      <w:lvlJc w:val="left"/>
+      <w:pPr>
+        <w:tabs>
+          <w:tab w:val="num" w:pos="2880"/>
+        </w:tabs>
+        <w:ind w:left="2880" w:hanging="360"/>
+      </w:pPr>
+      <w:rPr>
+        <w:rFonts w:ascii="Wingdings" w:hAnsi="Wingdings" w:hint="default"/>
+        <w:sz w:val="20"/>
+      </w:rPr>
+    </w:lvl>
+    <w:lvl w:ilvl="4" w:tentative="1">
+      <w:start w:val="1"/>
+      <w:numFmt w:val="bullet"/>
+      <w:lvlText w:val=""/>
+      <w:lvlJc w:val="left"/>
+      <w:pPr>
+        <w:tabs>
+          <w:tab w:val="num" w:pos="3600"/>
+        </w:tabs>
+        <w:ind w:left="3600" w:hanging="360"/>
+      </w:pPr>
+      <w:rPr>
+        <w:rFonts w:ascii="Wingdings" w:hAnsi="Wingdings" w:hint="default"/>
+        <w:sz w:val="20"/>
+      </w:rPr>
+    </w:lvl>
+    <w:lvl w:ilvl="5" w:tentative="1">
+      <w:start w:val="1"/>
+      <w:numFmt w:val="bullet"/>
+      <w:lvlText w:val=""/>
+      <w:lvlJc w:val="left"/>
+      <w:pPr>
+        <w:tabs>
+          <w:tab w:val="num" w:pos="4320"/>
+        </w:tabs>
+        <w:ind w:left="4320" w:hanging="360"/>
+      </w:pPr>
+      <w:rPr>
+        <w:rFonts w:ascii="Wingdings" w:hAnsi="Wingdings" w:hint="default"/>
+        <w:sz w:val="20"/>
+      </w:rPr>
+    </w:lvl>
+    <w:lvl w:ilvl="6" w:tentative="1">
+      <w:start w:val="1"/>
+      <w:numFmt w:val="bullet"/>
+      <w:lvlText w:val=""/>
+      <w:lvlJc w:val="left"/>
+      <w:pPr>
+        <w:tabs>
+          <w:tab w:val="num" w:pos="5040"/>
+        </w:tabs>
+        <w:ind w:left="5040" w:hanging="360"/>
+      </w:pPr>
+      <w:rPr>
+        <w:rFonts w:ascii="Wingdings" w:hAnsi="Wingdings" w:hint="default"/>
+        <w:sz w:val="20"/>
+      </w:rPr>
+    </w:lvl>
+    <w:lvl w:ilvl="7" w:tentative="1">
+      <w:start w:val="1"/>
+      <w:numFmt w:val="bullet"/>
+      <w:lvlText w:val=""/>
+      <w:lvlJc w:val="left"/>
+      <w:pPr>
+        <w:tabs>
+          <w:tab w:val="num" w:pos="5760"/>
+        </w:tabs>
+        <w:ind w:left="5760" w:hanging="360"/>
+      </w:pPr>
+      <w:rPr>
+        <w:rFonts w:ascii="Wingdings" w:hAnsi="Wingdings" w:hint="default"/>
+        <w:sz w:val="20"/>
+      </w:rPr>
+    </w:lvl>
+    <w:lvl w:ilvl="8" w:tentative="1">
+      <w:start w:val="1"/>
+      <w:numFmt w:val="bullet"/>
+      <w:lvlText w:val=""/>
+      <w:lvlJc w:val="left"/>
+      <w:pPr>
+        <w:tabs>
+          <w:tab w:val="num" w:pos="6480"/>
+        </w:tabs>
+        <w:ind w:left="6480" w:hanging="360"/>
+      </w:pPr>
+      <w:rPr>
+        <w:rFonts w:ascii="Wingdings" w:hAnsi="Wingdings" w:hint="default"/>
+        <w:sz w:val="20"/>
+      </w:rPr>
+    </w:lvl>
+  </w:abstractNum>
+  <w:abstractNum w:abstractNumId="25" w15:restartNumberingAfterBreak="0">
+    <w:nsid w:val="7EE9798F"/>
+    <w:multiLevelType w:val="multilevel"/>
+    <w:tmpl w:val="64601B52"/>
+    <w:lvl w:ilvl="0">
+      <w:start w:val="1"/>
+      <w:numFmt w:val="bullet"/>
+      <w:lvlText w:val=""/>
+      <w:lvlJc w:val="left"/>
+      <w:pPr>
+        <w:tabs>
+          <w:tab w:val="num" w:pos="720"/>
+        </w:tabs>
+        <w:ind w:left="720" w:hanging="360"/>
+      </w:pPr>
+      <w:rPr>
+        <w:rFonts w:ascii="Symbol" w:hAnsi="Symbol" w:hint="default"/>
+        <w:sz w:val="20"/>
+      </w:rPr>
+    </w:lvl>
+    <w:lvl w:ilvl="1" w:tentative="1">
+      <w:start w:val="1"/>
+      <w:numFmt w:val="bullet"/>
+      <w:lvlText w:val="o"/>
+      <w:lvlJc w:val="left"/>
+      <w:pPr>
+        <w:tabs>
+          <w:tab w:val="num" w:pos="1440"/>
+        </w:tabs>
+        <w:ind w:left="1440" w:hanging="360"/>
+      </w:pPr>
+      <w:rPr>
+        <w:rFonts w:ascii="Courier New" w:hAnsi="Courier New" w:hint="default"/>
+        <w:sz w:val="20"/>
+      </w:rPr>
+    </w:lvl>
+    <w:lvl w:ilvl="2" w:tentative="1">
+      <w:start w:val="1"/>
+      <w:numFmt w:val="bullet"/>
+      <w:lvlText w:val=""/>
+      <w:lvlJc w:val="left"/>
+      <w:pPr>
+        <w:tabs>
+          <w:tab w:val="num" w:pos="2160"/>
+        </w:tabs>
+        <w:ind w:left="2160" w:hanging="360"/>
+      </w:pPr>
+      <w:rPr>
+        <w:rFonts w:ascii="Wingdings" w:hAnsi="Wingdings" w:hint="default"/>
+        <w:sz w:val="20"/>
+      </w:rPr>
+    </w:lvl>
+    <w:lvl w:ilvl="3" w:tentative="1">
+      <w:start w:val="1"/>
+      <w:numFmt w:val="bullet"/>
+      <w:lvlText w:val=""/>
+      <w:lvlJc w:val="left"/>
+      <w:pPr>
+        <w:tabs>
+          <w:tab w:val="num" w:pos="2880"/>
+        </w:tabs>
+        <w:ind w:left="2880" w:hanging="360"/>
+      </w:pPr>
+      <w:rPr>
+        <w:rFonts w:ascii="Wingdings" w:hAnsi="Wingdings" w:hint="default"/>
+        <w:sz w:val="20"/>
+      </w:rPr>
+    </w:lvl>
+    <w:lvl w:ilvl="4" w:tentative="1">
+      <w:start w:val="1"/>
+      <w:numFmt w:val="bullet"/>
+      <w:lvlText w:val=""/>
+      <w:lvlJc w:val="left"/>
+      <w:pPr>
+        <w:tabs>
+          <w:tab w:val="num" w:pos="3600"/>
+        </w:tabs>
+        <w:ind w:left="3600" w:hanging="360"/>
+      </w:pPr>
+      <w:rPr>
+        <w:rFonts w:ascii="Wingdings" w:hAnsi="Wingdings" w:hint="default"/>
+        <w:sz w:val="20"/>
+      </w:rPr>
+    </w:lvl>
+    <w:lvl w:ilvl="5" w:tentative="1">
+      <w:start w:val="1"/>
+      <w:numFmt w:val="bullet"/>
+      <w:lvlText w:val=""/>
+      <w:lvlJc w:val="left"/>
+      <w:pPr>
+        <w:tabs>
+          <w:tab w:val="num" w:pos="4320"/>
+        </w:tabs>
+        <w:ind w:left="4320" w:hanging="360"/>
+      </w:pPr>
+      <w:rPr>
+        <w:rFonts w:ascii="Wingdings" w:hAnsi="Wingdings" w:hint="default"/>
+        <w:sz w:val="20"/>
+      </w:rPr>
+    </w:lvl>
+    <w:lvl w:ilvl="6" w:tentative="1">
+      <w:start w:val="1"/>
+      <w:numFmt w:val="bullet"/>
+      <w:lvlText w:val=""/>
+      <w:lvlJc w:val="left"/>
+      <w:pPr>
+        <w:tabs>
+          <w:tab w:val="num" w:pos="5040"/>
+        </w:tabs>
+        <w:ind w:left="5040" w:hanging="360"/>
+      </w:pPr>
+      <w:rPr>
+        <w:rFonts w:ascii="Wingdings" w:hAnsi="Wingdings" w:hint="default"/>
+        <w:sz w:val="20"/>
+      </w:rPr>
+    </w:lvl>
+    <w:lvl w:ilvl="7" w:tentative="1">
+      <w:start w:val="1"/>
+      <w:numFmt w:val="bullet"/>
+      <w:lvlText w:val=""/>
+      <w:lvlJc w:val="left"/>
+      <w:pPr>
+        <w:tabs>
+          <w:tab w:val="num" w:pos="5760"/>
+        </w:tabs>
+        <w:ind w:left="5760" w:hanging="360"/>
+      </w:pPr>
+      <w:rPr>
+        <w:rFonts w:ascii="Wingdings" w:hAnsi="Wingdings" w:hint="default"/>
+        <w:sz w:val="20"/>
+      </w:rPr>
+    </w:lvl>
+    <w:lvl w:ilvl="8" w:tentative="1">
+      <w:start w:val="1"/>
+      <w:numFmt w:val="bullet"/>
+      <w:lvlText w:val=""/>
+      <w:lvlJc w:val="left"/>
+      <w:pPr>
+        <w:tabs>
+          <w:tab w:val="num" w:pos="6480"/>
+        </w:tabs>
+        <w:ind w:left="6480" w:hanging="360"/>
+      </w:pPr>
+      <w:rPr>
+        <w:rFonts w:ascii="Wingdings" w:hAnsi="Wingdings" w:hint="default"/>
+        <w:sz w:val="20"/>
+      </w:rPr>
+    </w:lvl>
+  </w:abstractNum>
   <w:num w:numId="1" w16cid:durableId="61605172">
+    <w:abstractNumId w:val="7"/>
+  </w:num>
+  <w:num w:numId="2" w16cid:durableId="1114447046">
+    <w:abstractNumId w:val="13"/>
+  </w:num>
+  <w:num w:numId="3" w16cid:durableId="583733511">
+    <w:abstractNumId w:val="2"/>
+  </w:num>
+  <w:num w:numId="4" w16cid:durableId="440223220">
+    <w:abstractNumId w:val="17"/>
+  </w:num>
+  <w:num w:numId="5" w16cid:durableId="632367570">
+    <w:abstractNumId w:val="18"/>
+  </w:num>
+  <w:num w:numId="6" w16cid:durableId="1682271237">
+    <w:abstractNumId w:val="5"/>
+  </w:num>
+  <w:num w:numId="7" w16cid:durableId="122121643">
+    <w:abstractNumId w:val="14"/>
+  </w:num>
+  <w:num w:numId="8" w16cid:durableId="224876985">
+    <w:abstractNumId w:val="3"/>
+  </w:num>
+  <w:num w:numId="9" w16cid:durableId="1666398053">
+    <w:abstractNumId w:val="15"/>
+  </w:num>
+  <w:num w:numId="10" w16cid:durableId="924412462">
+    <w:abstractNumId w:val="22"/>
+  </w:num>
+  <w:num w:numId="11" w16cid:durableId="898513772">
+    <w:abstractNumId w:val="11"/>
+  </w:num>
+  <w:num w:numId="12" w16cid:durableId="1464882216">
+    <w:abstractNumId w:val="19"/>
+  </w:num>
+  <w:num w:numId="13" w16cid:durableId="1067338617">
+    <w:abstractNumId w:val="12"/>
+  </w:num>
+  <w:num w:numId="14" w16cid:durableId="1089616501">
     <w:abstractNumId w:val="4"/>
   </w:num>
-  <w:num w:numId="2" w16cid:durableId="1114447046">
-    <w:abstractNumId w:val="7"/>
+  <w:num w:numId="15" w16cid:durableId="1618098244">
+    <w:abstractNumId w:val="21"/>
   </w:num>
-  <w:num w:numId="3" w16cid:durableId="583733511">
-    <w:abstractNumId w:val="0"/>
+  <w:num w:numId="16" w16cid:durableId="2123261427">
+    <w:abstractNumId w:val="16"/>
   </w:num>
-  <w:num w:numId="4" w16cid:durableId="440223220">
+  <w:num w:numId="17" w16cid:durableId="391003090">
+    <w:abstractNumId w:val="24"/>
+  </w:num>
+  <w:num w:numId="18" w16cid:durableId="124354468">
+    <w:abstractNumId w:val="8"/>
+  </w:num>
+  <w:num w:numId="19" w16cid:durableId="269440298">
+    <w:abstractNumId w:val="1"/>
+  </w:num>
+  <w:num w:numId="20" w16cid:durableId="1725056068">
+    <w:abstractNumId w:val="20"/>
+  </w:num>
+  <w:num w:numId="21" w16cid:durableId="903375471">
+    <w:abstractNumId w:val="9"/>
+  </w:num>
+  <w:num w:numId="22" w16cid:durableId="1320159810">
+    <w:abstractNumId w:val="25"/>
+  </w:num>
+  <w:num w:numId="23" w16cid:durableId="399836567">
     <w:abstractNumId w:val="10"/>
   </w:num>
-  <w:num w:numId="5" w16cid:durableId="632367570">
-    <w:abstractNumId w:val="11"/>
-  </w:num>
-  <w:num w:numId="6" w16cid:durableId="1682271237">
-    <w:abstractNumId w:val="3"/>
-  </w:num>
-  <w:num w:numId="7" w16cid:durableId="122121643">
-    <w:abstractNumId w:val="8"/>
-  </w:num>
-  <w:num w:numId="8" w16cid:durableId="224876985">
-    <w:abstractNumId w:val="1"/>
-  </w:num>
-  <w:num w:numId="9" w16cid:durableId="1666398053">
-    <w:abstractNumId w:val="9"/>
-  </w:num>
-  <w:num w:numId="10" w16cid:durableId="924412462">
-    <w:abstractNumId w:val="14"/>
-  </w:num>
-  <w:num w:numId="11" w16cid:durableId="898513772">
-    <w:abstractNumId w:val="5"/>
-  </w:num>
-  <w:num w:numId="12" w16cid:durableId="1464882216">
-    <w:abstractNumId w:val="12"/>
-  </w:num>
-  <w:num w:numId="13" w16cid:durableId="1067338617">
+  <w:num w:numId="24" w16cid:durableId="1044211821">
     <w:abstractNumId w:val="6"/>
   </w:num>
-  <w:num w:numId="14" w16cid:durableId="1089616501">
-    <w:abstractNumId w:val="2"/>
+  <w:num w:numId="25" w16cid:durableId="1985423639">
+    <w:abstractNumId w:val="23"/>
   </w:num>
-  <w:num w:numId="15" w16cid:durableId="1618098244">
-    <w:abstractNumId w:val="13"/>
+  <w:num w:numId="26" w16cid:durableId="780224867">
+    <w:abstractNumId w:val="0"/>
   </w:num>
 </w:numbering>
 </file>
@@ -3320,7 +6314,6 @@
   <w:style w:type="character" w:default="1" w:styleId="DefaultParagraphFont">
     <w:name w:val="Default Paragraph Font"/>
     <w:uiPriority w:val="1"/>
-    <w:semiHidden/>
     <w:unhideWhenUsed/>
   </w:style>
   <w:style w:type="table" w:default="1" w:styleId="TableNormal">

--- a/Key Documents/Word Doc Versions/TfL What-If Simulation API Endpoint Usage Overview.docx
+++ b/Key Documents/Word Doc Versions/TfL What-If Simulation API Endpoint Usage Overview.docx
@@ -4,31 +4,73 @@
   <w:body>
     <w:p>
       <w:pPr>
-        <w:rPr>
-          <w:b/>
-          <w:bCs/>
-        </w:rPr>
-      </w:pPr>
-      <w:r>
-        <w:rPr>
-          <w:b/>
-          <w:bCs/>
+        <w:spacing w:before="1600"/>
+        <w:jc w:val="center"/>
+      </w:pPr>
+      <w:r>
+        <w:rPr>
+          <w:b/>
+          <w:color w:val="0F172A"/>
+          <w:sz w:val="56"/>
+        </w:rPr>
+        <w:t>TfL What-If Simulator</w:t>
+      </w:r>
+    </w:p>
+    <w:p>
+      <w:pPr>
+        <w:jc w:val="center"/>
+        <w:rPr>
+          <w:b/>
+          <w:bCs/>
+        </w:rPr>
+      </w:pPr>
+      <w:r>
+        <w:rPr>
+          <w:b/>
+          <w:color w:val="2563EB"/>
+          <w:sz w:val="40"/>
         </w:rPr>
         <w:t>TfL Unified API Integration and Endpoint Usage</w:t>
       </w:r>
     </w:p>
     <w:p>
       <w:pPr>
-        <w:rPr>
-          <w:b/>
-          <w:bCs/>
-        </w:rPr>
-      </w:pPr>
-      <w:r>
-        <w:rPr>
-          <w:b/>
-          <w:bCs/>
-        </w:rPr>
+        <w:jc w:val="center"/>
+        <w:rPr>
+          <w:b/>
+          <w:color w:val="2563EB"/>
+          <w:sz w:val="40"/>
+        </w:rPr>
+      </w:pPr>
+    </w:p>
+    <w:p>
+      <w:pPr>
+        <w:rPr>
+          <w:b/>
+          <w:bCs/>
+        </w:rPr>
+      </w:pPr>
+      <w:r>
+        <w:rPr>
+          <w:b/>
+          <w:bCs/>
+        </w:rPr>
+        <w:br w:type="page"/>
+      </w:r>
+    </w:p>
+    <w:p>
+      <w:pPr>
+        <w:rPr>
+          <w:b/>
+          <w:bCs/>
+        </w:rPr>
+      </w:pPr>
+      <w:r>
+        <w:rPr>
+          <w:b/>
+          <w:bCs/>
+        </w:rPr>
+        <w:lastRenderedPageBreak/>
         <w:t>Purpose</w:t>
       </w:r>
     </w:p>
@@ -81,7 +123,7 @@
     <w:p>
       <w:r>
         <w:pict w14:anchorId="6DAEE083">
-          <v:rect id="_x0000_i1241" style="width:0;height:1.5pt" o:hralign="center" o:hrstd="t" o:hr="t" fillcolor="#a0a0a0" stroked="f"/>
+          <v:rect id="_x0000_i1025" style="width:0;height:1.5pt" o:hralign="center" o:hrstd="t" o:hr="t" fillcolor="#a0a0a0" stroked="f"/>
         </w:pict>
       </w:r>
     </w:p>
@@ -242,24 +284,24 @@
     </w:p>
     <w:p>
       <w:r>
+        <w:pict w14:anchorId="68E7EE4F">
+          <v:rect id="_x0000_i1026" style="width:0;height:1.5pt" o:hralign="center" o:hrstd="t" o:hr="t" fillcolor="#a0a0a0" stroked="f"/>
+        </w:pict>
+      </w:r>
+    </w:p>
+    <w:p>
+      <w:pPr>
+        <w:rPr>
+          <w:b/>
+          <w:bCs/>
+        </w:rPr>
+      </w:pPr>
+      <w:r>
+        <w:rPr>
+          <w:b/>
+          <w:bCs/>
+        </w:rPr>
         <w:lastRenderedPageBreak/>
-        <w:pict w14:anchorId="68E7EE4F">
-          <v:rect id="_x0000_i1242" style="width:0;height:1.5pt" o:hralign="center" o:hrstd="t" o:hr="t" fillcolor="#a0a0a0" stroked="f"/>
-        </w:pict>
-      </w:r>
-    </w:p>
-    <w:p>
-      <w:pPr>
-        <w:rPr>
-          <w:b/>
-          <w:bCs/>
-        </w:rPr>
-      </w:pPr>
-      <w:r>
-        <w:rPr>
-          <w:b/>
-          <w:bCs/>
-        </w:rPr>
         <w:t>1. Underground Line Discovery</w:t>
       </w:r>
     </w:p>
@@ -404,7 +446,7 @@
     <w:p>
       <w:r>
         <w:pict w14:anchorId="24AE3C1F">
-          <v:rect id="_x0000_i1243" style="width:0;height:1.5pt" o:hralign="center" o:hrstd="t" o:hr="t" fillcolor="#a0a0a0" stroked="f"/>
+          <v:rect id="_x0000_i1027" style="width:0;height:1.5pt" o:hralign="center" o:hrstd="t" o:hr="t" fillcolor="#a0a0a0" stroked="f"/>
         </w:pict>
       </w:r>
     </w:p>
@@ -533,13 +575,13 @@
     </w:p>
     <w:p>
       <w:r>
+        <w:t>Adjacent stations are converted into:</w:t>
+      </w:r>
+    </w:p>
+    <w:p>
+      <w:proofErr w:type="gramStart"/>
+      <w:r>
         <w:lastRenderedPageBreak/>
-        <w:t>Adjacent stations are converted into:</w:t>
-      </w:r>
-    </w:p>
-    <w:p>
-      <w:proofErr w:type="gramStart"/>
-      <w:r>
         <w:t>(:Station</w:t>
       </w:r>
       <w:proofErr w:type="gramEnd"/>
@@ -665,7 +707,7 @@
     <w:p>
       <w:r>
         <w:pict w14:anchorId="4B45288F">
-          <v:rect id="_x0000_i1244" style="width:0;height:1.5pt" o:hralign="center" o:hrstd="t" o:hr="t" fillcolor="#a0a0a0" stroked="f"/>
+          <v:rect id="_x0000_i1028" style="width:0;height:1.5pt" o:hralign="center" o:hrstd="t" o:hr="t" fillcolor="#a0a0a0" stroked="f"/>
         </w:pict>
       </w:r>
     </w:p>
@@ -826,14 +868,14 @@
     </w:p>
     <w:p>
       <w:r>
+        <w:t>It also demonstrates how external live data can be integrated into a graph-based simulation environment.</w:t>
+      </w:r>
+    </w:p>
+    <w:p>
+      <w:r>
         <w:lastRenderedPageBreak/>
-        <w:t>It also demonstrates how external live data can be integrated into a graph-based simulation environment.</w:t>
-      </w:r>
-    </w:p>
-    <w:p>
-      <w:r>
         <w:pict w14:anchorId="3731D1BD">
-          <v:rect id="_x0000_i1245" style="width:0;height:1.5pt" o:hralign="center" o:hrstd="t" o:hr="t" fillcolor="#a0a0a0" stroked="f"/>
+          <v:rect id="_x0000_i1029" style="width:0;height:1.5pt" o:hralign="center" o:hrstd="t" o:hr="t" fillcolor="#a0a0a0" stroked="f"/>
         </w:pict>
       </w:r>
     </w:p>
@@ -1007,7 +1049,7 @@
     <w:p>
       <w:r>
         <w:pict w14:anchorId="0D4806B2">
-          <v:rect id="_x0000_i1246" style="width:0;height:1.5pt" o:hralign="center" o:hrstd="t" o:hr="t" fillcolor="#a0a0a0" stroked="f"/>
+          <v:rect id="_x0000_i1030" style="width:0;height:1.5pt" o:hralign="center" o:hrstd="t" o:hr="t" fillcolor="#a0a0a0" stroked="f"/>
         </w:pict>
       </w:r>
     </w:p>
@@ -1150,12 +1192,12 @@
           <w:b/>
           <w:bCs/>
         </w:rPr>
+        <w:t>Contribution to the Project</w:t>
+      </w:r>
+    </w:p>
+    <w:p>
+      <w:r>
         <w:lastRenderedPageBreak/>
-        <w:t>Contribution to the Project</w:t>
-      </w:r>
-    </w:p>
-    <w:p>
-      <w:r>
         <w:t>This endpoint enables the simulator to reflect real station-level disruptions and prevents affected stations from being considered during route generation.</w:t>
       </w:r>
     </w:p>
@@ -1167,7 +1209,7 @@
     <w:p>
       <w:r>
         <w:pict w14:anchorId="1F3595A3">
-          <v:rect id="_x0000_i1247" style="width:0;height:1.5pt" o:hralign="center" o:hrstd="t" o:hr="t" fillcolor="#a0a0a0" stroked="f"/>
+          <v:rect id="_x0000_i1031" style="width:0;height:1.5pt" o:hralign="center" o:hrstd="t" o:hr="t" fillcolor="#a0a0a0" stroked="f"/>
         </w:pict>
       </w:r>
     </w:p>
@@ -1421,19 +1463,19 @@
         </w:numPr>
       </w:pPr>
       <w:r>
+        <w:t>timing information</w:t>
+      </w:r>
+    </w:p>
+    <w:p>
+      <w:r>
         <w:lastRenderedPageBreak/>
-        <w:t>timing information</w:t>
-      </w:r>
-    </w:p>
-    <w:p>
-      <w:r>
         <w:t>This produced smoother visual train movement and reduced the impact of inconsistent API responses.</w:t>
       </w:r>
     </w:p>
     <w:p>
       <w:r>
         <w:pict w14:anchorId="65BA3FD1">
-          <v:rect id="_x0000_i1248" style="width:0;height:1.5pt" o:hralign="center" o:hrstd="t" o:hr="t" fillcolor="#a0a0a0" stroked="f"/>
+          <v:rect id="_x0000_i1032" style="width:0;height:1.5pt" o:hralign="center" o:hrstd="t" o:hr="t" fillcolor="#a0a0a0" stroked="f"/>
         </w:pict>
       </w:r>
     </w:p>
@@ -1505,7 +1547,7 @@
     <w:p>
       <w:r>
         <w:pict w14:anchorId="352F1835">
-          <v:rect id="_x0000_i1249" style="width:0;height:1.5pt" o:hralign="center" o:hrstd="t" o:hr="t" fillcolor="#a0a0a0" stroked="f"/>
+          <v:rect id="_x0000_i1033" style="width:0;height:1.5pt" o:hralign="center" o:hrstd="t" o:hr="t" fillcolor="#a0a0a0" stroked="f"/>
         </w:pict>
       </w:r>
     </w:p>
@@ -1587,7 +1629,7 @@
     <w:p>
       <w:r>
         <w:pict w14:anchorId="6AC07694">
-          <v:rect id="_x0000_i1250" style="width:0;height:1.5pt" o:hralign="center" o:hrstd="t" o:hr="t" fillcolor="#a0a0a0" stroked="f"/>
+          <v:rect id="_x0000_i1034" style="width:0;height:1.5pt" o:hralign="center" o:hrstd="t" o:hr="t" fillcolor="#a0a0a0" stroked="f"/>
         </w:pict>
       </w:r>
     </w:p>
@@ -1635,7 +1677,7 @@
     <w:p>
       <w:r>
         <w:pict w14:anchorId="7491F6FC">
-          <v:rect id="_x0000_i1251" style="width:0;height:1.5pt" o:hralign="center" o:hrstd="t" o:hr="t" fillcolor="#a0a0a0" stroked="f"/>
+          <v:rect id="_x0000_i1035" style="width:0;height:1.5pt" o:hralign="center" o:hrstd="t" o:hr="t" fillcolor="#a0a0a0" stroked="f"/>
         </w:pict>
       </w:r>
     </w:p>
@@ -1741,7 +1783,7 @@
     <w:p>
       <w:r>
         <w:pict w14:anchorId="1EBD1EFB">
-          <v:rect id="_x0000_i1252" style="width:0;height:1.5pt" o:hralign="center" o:hrstd="t" o:hr="t" fillcolor="#a0a0a0" stroked="f"/>
+          <v:rect id="_x0000_i1036" style="width:0;height:1.5pt" o:hralign="center" o:hrstd="t" o:hr="t" fillcolor="#a0a0a0" stroked="f"/>
         </w:pict>
       </w:r>
     </w:p>
@@ -6314,6 +6356,7 @@
   <w:style w:type="character" w:default="1" w:styleId="DefaultParagraphFont">
     <w:name w:val="Default Paragraph Font"/>
     <w:uiPriority w:val="1"/>
+    <w:semiHidden/>
     <w:unhideWhenUsed/>
   </w:style>
   <w:style w:type="table" w:default="1" w:styleId="TableNormal">
